--- a/Sessions Data/Session10-Notes.docx
+++ b/Sessions Data/Session10-Notes.docx
@@ -33,6 +33,9 @@
       <w:r>
         <w:t>Anabelle Meyers</w:t>
       </w:r>
+      <w:r>
+        <w:t>, Hadia Akbar</w:t>
+      </w:r>
     </w:p>
     <w:p>
       <w:pPr>
@@ -95,53 +98,6 @@
       <w:pPr>
         <w:spacing w:before="240" w:line="276" w:lineRule="auto"/>
         <w:rPr>
-          <w:b/>
-          <w:bCs/>
-        </w:rPr>
-      </w:pPr>
-      <w:r>
-        <w:rPr>
-          <w:b/>
-          <w:bCs/>
-        </w:rPr>
-        <w:t xml:space="preserve">Guide: </w:t>
-      </w:r>
-      <w:r>
-        <w:t>Hadia</w:t>
-      </w:r>
-      <w:r>
-        <w:tab/>
-      </w:r>
-      <w:r>
-        <w:tab/>
-      </w:r>
-      <w:r>
-        <w:tab/>
-      </w:r>
-      <w:r>
-        <w:tab/>
-      </w:r>
-      <w:r>
-        <w:tab/>
-      </w:r>
-      <w:r>
-        <w:tab/>
-      </w:r>
-      <w:r>
-        <w:rPr>
-          <w:b/>
-          <w:bCs/>
-        </w:rPr>
-        <w:t xml:space="preserve">Note Taker: </w:t>
-      </w:r>
-      <w:r>
-        <w:t>Anabelle</w:t>
-      </w:r>
-    </w:p>
-    <w:p>
-      <w:pPr>
-        <w:spacing w:before="240" w:line="276" w:lineRule="auto"/>
-        <w:rPr>
           <w:rFonts w:cstheme="minorHAnsi"/>
           <w:b/>
           <w:bCs/>
@@ -204,7 +160,15 @@
         <w:t xml:space="preserve"> and ID</w:t>
       </w:r>
       <w:r>
-        <w:t xml:space="preserve"> based. Does water right evaluations for clients, developers, ag, municipal, and more to help value water assets. Excited to be a part of this.</w:t>
+        <w:t xml:space="preserve"> based. Does water right evaluations for clients, developers, </w:t>
+      </w:r>
+      <w:proofErr w:type="gramStart"/>
+      <w:r>
+        <w:t>ag</w:t>
+      </w:r>
+      <w:proofErr w:type="gramEnd"/>
+      <w:r>
+        <w:t>, municipal, and more to help value water assets. Excited to be a part of this.</w:t>
       </w:r>
     </w:p>
     <w:p>
@@ -290,7 +254,27 @@
         <w:t>P24:</w:t>
       </w:r>
       <w:r>
-        <w:t xml:space="preserve"> question about the bank. The water thats dedicated to the bank lets say I dedicated 100 acrefeet is that </w:t>
+        <w:t xml:space="preserve"> question about the bank. The water </w:t>
+      </w:r>
+      <w:r>
+        <w:t>that’s</w:t>
+      </w:r>
+      <w:r>
+        <w:t xml:space="preserve"> dedicated to the bank </w:t>
+      </w:r>
+      <w:r>
+        <w:t>let’s</w:t>
+      </w:r>
+      <w:r>
+        <w:t xml:space="preserve"> say I dedicated 100 </w:t>
+      </w:r>
+      <w:proofErr w:type="spellStart"/>
+      <w:r>
+        <w:t>acrefeet</w:t>
+      </w:r>
+      <w:proofErr w:type="spellEnd"/>
+      <w:r>
+        <w:t xml:space="preserve"> is that </w:t>
       </w:r>
       <w:r>
         <w:t>guaranteed</w:t>
@@ -307,10 +291,10 @@
         <w:t>P25:</w:t>
       </w:r>
       <w:r>
-        <w:t xml:space="preserve"> for bank budget am I thinking of this as tax </w:t>
-      </w:r>
-      <w:r>
-        <w:t>payer</w:t>
+        <w:t xml:space="preserve"> for bank budget am I thinking of this as </w:t>
+      </w:r>
+      <w:r>
+        <w:t>taxpayer</w:t>
       </w:r>
       <w:r>
         <w:t xml:space="preserve"> dollars or in </w:t>
@@ -319,7 +303,15 @@
         <w:t>general</w:t>
       </w:r>
       <w:r>
-        <w:t xml:space="preserve"> what kind of money it would need?</w:t>
+        <w:t xml:space="preserve"> what kind of money </w:t>
+      </w:r>
+      <w:proofErr w:type="gramStart"/>
+      <w:r>
+        <w:t>it would</w:t>
+      </w:r>
+      <w:proofErr w:type="gramEnd"/>
+      <w:r>
+        <w:t xml:space="preserve"> need?</w:t>
       </w:r>
     </w:p>
     <w:p>
@@ -353,7 +345,15 @@
         <w:t xml:space="preserve"> [</w:t>
       </w:r>
       <w:r>
-        <w:t>mainly ag users</w:t>
+        <w:t xml:space="preserve">mainly </w:t>
+      </w:r>
+      <w:proofErr w:type="gramStart"/>
+      <w:r>
+        <w:t>ag</w:t>
+      </w:r>
+      <w:proofErr w:type="gramEnd"/>
+      <w:r>
+        <w:t xml:space="preserve"> users</w:t>
       </w:r>
       <w:r>
         <w:t>]</w:t>
@@ -389,7 +389,34 @@
         <w:t>P24:</w:t>
       </w:r>
       <w:r>
-        <w:t xml:space="preserve"> Does that mean you are sending that all to ag or all sectors that use water?</w:t>
+        <w:t xml:space="preserve"> Does that mean you are sending that all to </w:t>
+      </w:r>
+      <w:proofErr w:type="gramStart"/>
+      <w:r>
+        <w:t>ag</w:t>
+      </w:r>
+      <w:proofErr w:type="gramEnd"/>
+      <w:r>
+        <w:t xml:space="preserve"> or all sectors that use water?</w:t>
+      </w:r>
+    </w:p>
+    <w:p>
+      <w:pPr>
+        <w:spacing w:before="240" w:line="276" w:lineRule="auto"/>
+      </w:pPr>
+      <w:r>
+        <w:t>R:</w:t>
+      </w:r>
+      <w:r>
+        <w:t xml:space="preserve"> It’s all </w:t>
+      </w:r>
+      <w:proofErr w:type="gramStart"/>
+      <w:r>
+        <w:t>ag</w:t>
+      </w:r>
+      <w:proofErr w:type="gramEnd"/>
+      <w:r>
+        <w:t>. You will be just deciding for ag users.</w:t>
       </w:r>
     </w:p>
     <w:p>
@@ -398,21 +425,26 @@
       </w:pPr>
       <w:r>
         <w:lastRenderedPageBreak/>
-        <w:t>R:</w:t>
-      </w:r>
-      <w:r>
-        <w:t xml:space="preserve"> It’s all ag. You will be just deciding for ag users.</w:t>
-      </w:r>
-    </w:p>
-    <w:p>
-      <w:pPr>
-        <w:spacing w:before="240" w:line="276" w:lineRule="auto"/>
-      </w:pPr>
-      <w:r>
         <w:t>P25:</w:t>
       </w:r>
       <w:r>
-        <w:t xml:space="preserve"> I am not really sure on the budget to be honest.</w:t>
+        <w:t xml:space="preserve"> I am not </w:t>
+      </w:r>
+      <w:proofErr w:type="gramStart"/>
+      <w:r>
+        <w:t>really sure</w:t>
+      </w:r>
+      <w:proofErr w:type="gramEnd"/>
+      <w:r>
+        <w:t xml:space="preserve"> </w:t>
+      </w:r>
+      <w:proofErr w:type="gramStart"/>
+      <w:r>
+        <w:t>on</w:t>
+      </w:r>
+      <w:proofErr w:type="gramEnd"/>
+      <w:r>
+        <w:t xml:space="preserve"> the budget to be honest.</w:t>
       </w:r>
     </w:p>
     <w:p>
@@ -884,16 +916,27 @@
         <w:t>P24:</w:t>
       </w:r>
       <w:r>
-        <w:t xml:space="preserve"> I dont know WY that </w:t>
+        <w:t xml:space="preserve"> I </w:t>
+      </w:r>
+      <w:proofErr w:type="spellStart"/>
+      <w:r>
+        <w:t>dont</w:t>
+      </w:r>
+      <w:proofErr w:type="spellEnd"/>
+      <w:r>
+        <w:t xml:space="preserve"> know WY that </w:t>
       </w:r>
       <w:r>
         <w:t>well,</w:t>
       </w:r>
       <w:r>
-        <w:t xml:space="preserve"> but I do work In ID. S</w:t>
-      </w:r>
-      <w:r>
-        <w:t>o</w:t>
+        <w:t xml:space="preserve"> but I do work In ID. </w:t>
+      </w:r>
+      <w:r>
+        <w:t>S</w:t>
+      </w:r>
+      <w:r>
+        <w:t>o,</w:t>
       </w:r>
       <w:r>
         <w:t xml:space="preserve"> </w:t>
@@ -902,7 +945,15 @@
         <w:t>I</w:t>
       </w:r>
       <w:r>
-        <w:t xml:space="preserve"> did 70 % ag I wanted a 10% buffer for emergencies, I know ag is a big part of</w:t>
+        <w:t xml:space="preserve"> did 70 % ag I wanted a 10% buffer for emergencies, I know </w:t>
+      </w:r>
+      <w:proofErr w:type="gramStart"/>
+      <w:r>
+        <w:t>ag</w:t>
+      </w:r>
+      <w:proofErr w:type="gramEnd"/>
+      <w:r>
+        <w:t xml:space="preserve"> is a big part of</w:t>
       </w:r>
       <w:r>
         <w:t xml:space="preserve"> the c</w:t>
@@ -938,7 +989,15 @@
         <w:t>They</w:t>
       </w:r>
       <w:r>
-        <w:t xml:space="preserve"> dont want to </w:t>
+        <w:t xml:space="preserve"> </w:t>
+      </w:r>
+      <w:proofErr w:type="spellStart"/>
+      <w:r>
+        <w:t>dont</w:t>
+      </w:r>
+      <w:proofErr w:type="spellEnd"/>
+      <w:r>
+        <w:t xml:space="preserve"> want to </w:t>
       </w:r>
       <w:r>
         <w:t>give</w:t>
@@ -950,13 +1009,74 @@
         <w:t>to the</w:t>
       </w:r>
       <w:r>
-        <w:t xml:space="preserve"> bank and the rest would be for ag. In lower </w:t>
+        <w:t xml:space="preserve"> </w:t>
+      </w:r>
+      <w:proofErr w:type="gramStart"/>
+      <w:r>
+        <w:t>bank</w:t>
+      </w:r>
+      <w:proofErr w:type="gramEnd"/>
+      <w:r>
+        <w:t xml:space="preserve"> and the rest would be for </w:t>
+      </w:r>
+      <w:proofErr w:type="gramStart"/>
+      <w:r>
+        <w:t>ag</w:t>
+      </w:r>
+      <w:proofErr w:type="gramEnd"/>
+      <w:r>
+        <w:t xml:space="preserve">. In lower </w:t>
       </w:r>
       <w:r>
         <w:t>Idaho</w:t>
       </w:r>
       <w:r>
-        <w:t xml:space="preserve"> in my market research alot is used for ag so i allocated 10% more to ag in there. I don’t know about WY I speculated there is more ag going on in lower id</w:t>
+        <w:t xml:space="preserve"> in my market research </w:t>
+      </w:r>
+      <w:proofErr w:type="spellStart"/>
+      <w:r>
+        <w:t>alot</w:t>
+      </w:r>
+      <w:proofErr w:type="spellEnd"/>
+      <w:r>
+        <w:t xml:space="preserve"> is used for </w:t>
+      </w:r>
+      <w:proofErr w:type="gramStart"/>
+      <w:r>
+        <w:t>ag</w:t>
+      </w:r>
+      <w:proofErr w:type="gramEnd"/>
+      <w:r>
+        <w:t xml:space="preserve"> </w:t>
+      </w:r>
+      <w:proofErr w:type="gramStart"/>
+      <w:r>
+        <w:t xml:space="preserve">so </w:t>
+      </w:r>
+      <w:proofErr w:type="spellStart"/>
+      <w:r>
+        <w:t>i</w:t>
+      </w:r>
+      <w:proofErr w:type="spellEnd"/>
+      <w:proofErr w:type="gramEnd"/>
+      <w:r>
+        <w:t xml:space="preserve"> allocated 10% more to </w:t>
+      </w:r>
+      <w:proofErr w:type="gramStart"/>
+      <w:r>
+        <w:t>ag in</w:t>
+      </w:r>
+      <w:proofErr w:type="gramEnd"/>
+      <w:r>
+        <w:t xml:space="preserve"> there. I don’t know about WY I speculated there is more </w:t>
+      </w:r>
+      <w:proofErr w:type="gramStart"/>
+      <w:r>
+        <w:t>ag</w:t>
+      </w:r>
+      <w:proofErr w:type="gramEnd"/>
+      <w:r>
+        <w:t xml:space="preserve"> going on in lower id</w:t>
       </w:r>
     </w:p>
     <w:p>
@@ -1041,13 +1161,57 @@
         <w:t>P25:</w:t>
       </w:r>
       <w:r>
-        <w:t xml:space="preserve"> Maybe this isn;’t the exact wording but i do work with a</w:t>
-      </w:r>
-      <w:r>
-        <w:t>l</w:t>
-      </w:r>
-      <w:r>
-        <w:t>ot of a g and they want to preserve ag production at all cost b</w:t>
+        <w:t xml:space="preserve"> Maybe this </w:t>
+      </w:r>
+      <w:r>
+        <w:t>i</w:t>
+      </w:r>
+      <w:r>
+        <w:t>sn</w:t>
+      </w:r>
+      <w:r>
+        <w:t xml:space="preserve">’t the exact wording </w:t>
+      </w:r>
+      <w:proofErr w:type="gramStart"/>
+      <w:r>
+        <w:t xml:space="preserve">but </w:t>
+      </w:r>
+      <w:proofErr w:type="spellStart"/>
+      <w:r>
+        <w:t>i</w:t>
+      </w:r>
+      <w:proofErr w:type="spellEnd"/>
+      <w:proofErr w:type="gramEnd"/>
+      <w:r>
+        <w:t xml:space="preserve"> do work with </w:t>
+      </w:r>
+      <w:r>
+        <w:t>a</w:t>
+      </w:r>
+      <w:r>
+        <w:t xml:space="preserve"> </w:t>
+      </w:r>
+      <w:r>
+        <w:t>lot</w:t>
+      </w:r>
+      <w:r>
+        <w:t xml:space="preserve"> of </w:t>
+      </w:r>
+      <w:proofErr w:type="gramStart"/>
+      <w:r>
+        <w:t>ag</w:t>
+      </w:r>
+      <w:proofErr w:type="gramEnd"/>
+      <w:r>
+        <w:t xml:space="preserve"> and they want to preserve ag production at all </w:t>
+      </w:r>
+      <w:proofErr w:type="gramStart"/>
+      <w:r>
+        <w:t>cost</w:t>
+      </w:r>
+      <w:proofErr w:type="gramEnd"/>
+      <w:r>
+        <w:t xml:space="preserve"> b</w:t>
       </w:r>
       <w:r>
         <w:t>u</w:t>
@@ -1088,7 +1252,39 @@
         <w:t>P25:</w:t>
       </w:r>
       <w:r>
-        <w:t xml:space="preserve"> I just put miximize transactions and as much water to GSL as possible. State wants to get wet water to the lake they want that water to say that they sent water to the lake. Wet water has been delivered and what amount. A lot of state programs to say we saved gsl. For the olympics</w:t>
+        <w:t xml:space="preserve"> I just put </w:t>
+      </w:r>
+      <w:r>
+        <w:t>maximize</w:t>
+      </w:r>
+      <w:r>
+        <w:t xml:space="preserve"> transactions and as much water to GSL as possible. </w:t>
+      </w:r>
+      <w:proofErr w:type="gramStart"/>
+      <w:r>
+        <w:t>State want</w:t>
+      </w:r>
+      <w:r>
+        <w:t>s</w:t>
+      </w:r>
+      <w:proofErr w:type="gramEnd"/>
+      <w:r>
+        <w:t xml:space="preserve"> to get wet water to the lake they want that water to say that they sent water to the lake. Wet water has been delivered and what amount. A lot of state </w:t>
+      </w:r>
+      <w:r>
+        <w:t>programs</w:t>
+      </w:r>
+      <w:r>
+        <w:t xml:space="preserve"> say we saved </w:t>
+      </w:r>
+      <w:r>
+        <w:t>GSL</w:t>
+      </w:r>
+      <w:r>
+        <w:t xml:space="preserve">. For the </w:t>
+      </w:r>
+      <w:r>
+        <w:t>Olympics</w:t>
       </w:r>
     </w:p>
     <w:p>
@@ -1112,6 +1308,7 @@
           <w:b/>
           <w:bCs/>
         </w:rPr>
+        <w:lastRenderedPageBreak/>
         <w:t xml:space="preserve">Reasoning for Budget: </w:t>
       </w:r>
     </w:p>
@@ -1126,12 +1323,40 @@
         <w:rPr>
           <w:color w:val="0000FF"/>
         </w:rPr>
-        <w:t xml:space="preserve">40 million because watershed enhancement has. They are working to get water to the lake and that is big program. I think of legislative programs thats my mindset and I dont see the legislator giving more than they </w:t>
-      </w:r>
+        <w:t xml:space="preserve">40 million because watershed enhancement has. They are working to get water to the lake and that is big program. I think of legislative programs </w:t>
+      </w:r>
+      <w:proofErr w:type="spellStart"/>
       <w:r>
         <w:rPr>
           <w:color w:val="0000FF"/>
         </w:rPr>
+        <w:t>thats</w:t>
+      </w:r>
+      <w:proofErr w:type="spellEnd"/>
+      <w:r>
+        <w:rPr>
+          <w:color w:val="0000FF"/>
+        </w:rPr>
+        <w:t xml:space="preserve"> my mindset and I </w:t>
+      </w:r>
+      <w:proofErr w:type="spellStart"/>
+      <w:r>
+        <w:rPr>
+          <w:color w:val="0000FF"/>
+        </w:rPr>
+        <w:t>dont</w:t>
+      </w:r>
+      <w:proofErr w:type="spellEnd"/>
+      <w:r>
+        <w:rPr>
+          <w:color w:val="0000FF"/>
+        </w:rPr>
+        <w:t xml:space="preserve"> see the legislator giving more than they </w:t>
+      </w:r>
+      <w:r>
+        <w:rPr>
+          <w:color w:val="0000FF"/>
+        </w:rPr>
         <w:t>have</w:t>
       </w:r>
       <w:r>
@@ -1150,24 +1375,61 @@
         <w:rPr>
           <w:color w:val="0000FF"/>
         </w:rPr>
-        <w:t xml:space="preserve"> programs. If nonlegislative then I dont’ know. I would love if it was more. I can pick more for the sake of the activity.</w:t>
-      </w:r>
-    </w:p>
-    <w:p>
-      <w:pPr>
-        <w:spacing w:before="240" w:line="276" w:lineRule="auto"/>
-        <w:rPr>
-          <w:b/>
-          <w:bCs/>
-        </w:rPr>
-      </w:pPr>
-      <w:r>
-        <w:rPr>
-          <w:b/>
-          <w:bCs/>
+        <w:t xml:space="preserve"> programs. If nonlegislative then I </w:t>
+      </w:r>
+      <w:proofErr w:type="spellStart"/>
+      <w:r>
+        <w:rPr>
           <w:color w:val="0000FF"/>
         </w:rPr>
-        <w:t>YEAR 1:</w:t>
+        <w:t>dont</w:t>
+      </w:r>
+      <w:proofErr w:type="spellEnd"/>
+      <w:r>
+        <w:rPr>
+          <w:color w:val="0000FF"/>
+        </w:rPr>
+        <w:t xml:space="preserve">’ know. I would </w:t>
+      </w:r>
+      <w:proofErr w:type="gramStart"/>
+      <w:r>
+        <w:rPr>
+          <w:color w:val="0000FF"/>
+        </w:rPr>
+        <w:t>love</w:t>
+      </w:r>
+      <w:proofErr w:type="gramEnd"/>
+      <w:r>
+        <w:rPr>
+          <w:color w:val="0000FF"/>
+        </w:rPr>
+        <w:t xml:space="preserve"> if it was more. I can pick more for the sake of the activity.</w:t>
+      </w:r>
+    </w:p>
+    <w:p>
+      <w:pPr>
+        <w:spacing w:before="240" w:line="276" w:lineRule="auto"/>
+        <w:rPr>
+          <w:b/>
+          <w:bCs/>
+        </w:rPr>
+      </w:pPr>
+      <w:r>
+        <w:rPr>
+          <w:b/>
+          <w:bCs/>
+          <w:color w:val="0000FF"/>
+        </w:rPr>
+        <w:t>YEAR 1</w:t>
+      </w:r>
+      <w:proofErr w:type="gramStart"/>
+      <w:r>
+        <w:rPr>
+          <w:b/>
+          <w:bCs/>
+          <w:color w:val="0000FF"/>
+        </w:rPr>
+        <w:t>:</w:t>
       </w:r>
       <w:r>
         <w:tab/>
@@ -1179,6 +1441,7 @@
         </w:rPr>
         <w:t xml:space="preserve"> 5911</w:t>
       </w:r>
+      <w:proofErr w:type="gramEnd"/>
     </w:p>
     <w:p>
       <w:pPr>
@@ -1311,10 +1574,34 @@
         <w:spacing w:before="240" w:line="276" w:lineRule="auto"/>
       </w:pPr>
       <w:r>
-        <w:t>P24:</w:t>
-      </w:r>
-      <w:r>
-        <w:t xml:space="preserve"> The consumptive use is what is going to ag? I guess I picked 60% so that will be used for ag.</w:t>
+        <w:t>P24</w:t>
+      </w:r>
+      <w:proofErr w:type="gramStart"/>
+      <w:r>
+        <w:t>:</w:t>
+      </w:r>
+      <w:r>
+        <w:t xml:space="preserve"> The consumptive use is</w:t>
+      </w:r>
+      <w:proofErr w:type="gramEnd"/>
+      <w:r>
+        <w:t xml:space="preserve"> </w:t>
+      </w:r>
+      <w:proofErr w:type="gramStart"/>
+      <w:r>
+        <w:t>what</w:t>
+      </w:r>
+      <w:proofErr w:type="gramEnd"/>
+      <w:r>
+        <w:t xml:space="preserve"> is going to ag? I guess I picked 60% so that will be used for </w:t>
+      </w:r>
+      <w:proofErr w:type="gramStart"/>
+      <w:r>
+        <w:t>ag</w:t>
+      </w:r>
+      <w:proofErr w:type="gramEnd"/>
+      <w:r>
+        <w:t>.</w:t>
       </w:r>
       <w:r>
         <w:t xml:space="preserve"> </w:t>
@@ -1374,7 +1661,15 @@
         <w:t>P24:</w:t>
       </w:r>
       <w:r>
-        <w:t xml:space="preserve"> I have to do the same thing for ID right? Well </w:t>
+        <w:t xml:space="preserve"> I </w:t>
+      </w:r>
+      <w:proofErr w:type="gramStart"/>
+      <w:r>
+        <w:t>have to</w:t>
+      </w:r>
+      <w:proofErr w:type="gramEnd"/>
+      <w:r>
+        <w:t xml:space="preserve"> do the same thing for ID right? Well </w:t>
       </w:r>
       <w:r>
         <w:t>Bank P25</w:t>
@@ -1428,7 +1723,13 @@
         <w:t>R:</w:t>
       </w:r>
       <w:r>
-        <w:t xml:space="preserve"> thats about 30 million</w:t>
+        <w:t xml:space="preserve"> </w:t>
+      </w:r>
+      <w:r>
+        <w:t>that’s</w:t>
+      </w:r>
+      <w:r>
+        <w:t xml:space="preserve"> about 30 million</w:t>
       </w:r>
     </w:p>
     <w:p>
@@ -1482,7 +1783,15 @@
         <w:t>P25:</w:t>
       </w:r>
       <w:r>
-        <w:t xml:space="preserve"> I would be willing to take 69 k but it would be a lot lower per acre foot maybe 150?</w:t>
+        <w:t xml:space="preserve"> I would be willing to take 69 </w:t>
+      </w:r>
+      <w:proofErr w:type="gramStart"/>
+      <w:r>
+        <w:t>k</w:t>
+      </w:r>
+      <w:proofErr w:type="gramEnd"/>
+      <w:r>
+        <w:t xml:space="preserve"> but it would be a lot lower per acre foot maybe 150?</w:t>
       </w:r>
     </w:p>
     <w:p>
@@ -1552,7 +1861,15 @@
         <w:t>R:</w:t>
       </w:r>
       <w:r>
-        <w:t xml:space="preserve"> why did you choose 200?</w:t>
+        <w:t xml:space="preserve"> </w:t>
+      </w:r>
+      <w:proofErr w:type="gramStart"/>
+      <w:r>
+        <w:t>why</w:t>
+      </w:r>
+      <w:proofErr w:type="gramEnd"/>
+      <w:r>
+        <w:t xml:space="preserve"> did you choose 200?</w:t>
       </w:r>
     </w:p>
     <w:p>
@@ -1568,7 +1885,38 @@
         <w:t>P24:</w:t>
       </w:r>
       <w:r>
-        <w:t xml:space="preserve"> We have to maximize profits someway. Most of those prices on the document were around 150 so I wanted to seee if shee take 200. I still think 150 is a good deal. I dont know how much ag producers make. Depends on the crop. 150 for at least market prices in ID is a very good price</w:t>
+        <w:t xml:space="preserve"> We </w:t>
+      </w:r>
+      <w:proofErr w:type="gramStart"/>
+      <w:r>
+        <w:t>have to</w:t>
+      </w:r>
+      <w:proofErr w:type="gramEnd"/>
+      <w:r>
+        <w:t xml:space="preserve"> maximize profits someway. Most of those prices on the document were around 150 so I wanted to </w:t>
+      </w:r>
+      <w:r>
+        <w:t>see</w:t>
+      </w:r>
+      <w:r>
+        <w:t xml:space="preserve"> if </w:t>
+      </w:r>
+      <w:proofErr w:type="gramStart"/>
+      <w:r>
+        <w:t>she</w:t>
+      </w:r>
+      <w:r>
+        <w:t>’ll</w:t>
+      </w:r>
+      <w:proofErr w:type="gramEnd"/>
+      <w:r>
+        <w:t xml:space="preserve"> take 200. I still think 150 is a good deal. I </w:t>
+      </w:r>
+      <w:r>
+        <w:t>don’t</w:t>
+      </w:r>
+      <w:r>
+        <w:t xml:space="preserve"> know how much ag producers make. Depends on the crop. 150 for at least market prices in ID is a very good price</w:t>
       </w:r>
     </w:p>
     <w:p>
@@ -1599,7 +1947,6 @@
         <w:spacing w:before="240" w:line="276" w:lineRule="auto"/>
       </w:pPr>
       <w:r>
-        <w:lastRenderedPageBreak/>
         <w:t>P24:</w:t>
       </w:r>
       <w:r>
@@ -1609,7 +1956,17 @@
         <w:t>consumptive</w:t>
       </w:r>
       <w:r>
-        <w:t xml:space="preserve"> use). Ill just go with my strategy and see how that works out</w:t>
+        <w:t xml:space="preserve"> use). </w:t>
+      </w:r>
+      <w:proofErr w:type="spellStart"/>
+      <w:proofErr w:type="gramStart"/>
+      <w:r>
+        <w:t>Ill</w:t>
+      </w:r>
+      <w:proofErr w:type="spellEnd"/>
+      <w:proofErr w:type="gramEnd"/>
+      <w:r>
+        <w:t xml:space="preserve"> just go with my strategy and see how that works out</w:t>
       </w:r>
     </w:p>
     <w:p>
@@ -1622,6 +1979,7 @@
         <w:spacing w:before="240" w:line="276" w:lineRule="auto"/>
       </w:pPr>
       <w:r>
+        <w:lastRenderedPageBreak/>
         <w:t>P25:</w:t>
       </w:r>
       <w:r>
@@ -1656,19 +2014,37 @@
         <w:t>P24:</w:t>
       </w:r>
       <w:r>
-        <w:t xml:space="preserve"> to clarify again because i took out 140 k acr</w:t>
+        <w:t xml:space="preserve"> to clarify again </w:t>
+      </w:r>
+      <w:r>
+        <w:t>because I</w:t>
+      </w:r>
+      <w:r>
+        <w:t xml:space="preserve"> took out 140 k </w:t>
+      </w:r>
+      <w:r>
+        <w:t>acr</w:t>
       </w:r>
       <w:r>
         <w:t>e</w:t>
       </w:r>
       <w:r>
-        <w:t xml:space="preserve">feet from total </w:t>
+        <w:t>-feet</w:t>
+      </w:r>
+      <w:r>
+        <w:t xml:space="preserve"> from total </w:t>
       </w:r>
       <w:r>
         <w:t>allowed</w:t>
       </w:r>
       <w:r>
-        <w:t xml:space="preserve"> upstream so that dictatees how much water is available for me to divert in ID.</w:t>
+        <w:t xml:space="preserve"> upstream so that </w:t>
+      </w:r>
+      <w:r>
+        <w:t>dictates</w:t>
+      </w:r>
+      <w:r>
+        <w:t xml:space="preserve"> how much water is available for me to divert in ID.</w:t>
       </w:r>
     </w:p>
     <w:p>
@@ -1684,7 +2060,15 @@
         <w:t>R:</w:t>
       </w:r>
       <w:r>
-        <w:t xml:space="preserve"> Yes but there are other inflows.</w:t>
+        <w:t xml:space="preserve"> </w:t>
+      </w:r>
+      <w:proofErr w:type="gramStart"/>
+      <w:r>
+        <w:t>Yes</w:t>
+      </w:r>
+      <w:proofErr w:type="gramEnd"/>
+      <w:r>
+        <w:t xml:space="preserve"> but there are other inflows.</w:t>
       </w:r>
     </w:p>
     <w:p>
@@ -1712,7 +2096,15 @@
         <w:t>going to</w:t>
       </w:r>
       <w:r>
-        <w:t xml:space="preserve"> do 70% of this water available or total depletion</w:t>
+        <w:t xml:space="preserve"> </w:t>
+      </w:r>
+      <w:proofErr w:type="gramStart"/>
+      <w:r>
+        <w:t>do</w:t>
+      </w:r>
+      <w:proofErr w:type="gramEnd"/>
+      <w:r>
+        <w:t xml:space="preserve"> 70% of this water available or total depletion</w:t>
       </w:r>
     </w:p>
     <w:p>
@@ -1747,8 +2139,29 @@
         <w:t>P24:</w:t>
       </w:r>
       <w:r>
-        <w:t xml:space="preserve"> I want to give 20% to the bank. Now im gonna bargain for the same 150 an acrefoot</w:t>
-      </w:r>
+        <w:t xml:space="preserve"> I want to give 20% to the bank. Now </w:t>
+      </w:r>
+      <w:proofErr w:type="spellStart"/>
+      <w:r>
+        <w:t>im</w:t>
+      </w:r>
+      <w:proofErr w:type="spellEnd"/>
+      <w:r>
+        <w:t xml:space="preserve"> </w:t>
+      </w:r>
+      <w:proofErr w:type="spellStart"/>
+      <w:r>
+        <w:t>gonna</w:t>
+      </w:r>
+      <w:proofErr w:type="spellEnd"/>
+      <w:r>
+        <w:t xml:space="preserve"> bargain for the same 150 an </w:t>
+      </w:r>
+      <w:proofErr w:type="spellStart"/>
+      <w:r>
+        <w:t>acrefoot</w:t>
+      </w:r>
+      <w:proofErr w:type="spellEnd"/>
     </w:p>
     <w:p>
       <w:pPr>
@@ -1763,7 +2176,23 @@
         <w:t>P25:</w:t>
       </w:r>
       <w:r>
-        <w:t xml:space="preserve"> yeah you know budget is already running. Low and 80 k is a lot of acreft.</w:t>
+        <w:t xml:space="preserve"> </w:t>
+      </w:r>
+      <w:proofErr w:type="gramStart"/>
+      <w:r>
+        <w:t>yeah</w:t>
+      </w:r>
+      <w:proofErr w:type="gramEnd"/>
+      <w:r>
+        <w:t xml:space="preserve"> you know budget is already running. Low and 80 k is a lot of </w:t>
+      </w:r>
+      <w:proofErr w:type="spellStart"/>
+      <w:r>
+        <w:t>acreft</w:t>
+      </w:r>
+      <w:proofErr w:type="spellEnd"/>
+      <w:r>
+        <w:t>.</w:t>
       </w:r>
     </w:p>
     <w:p>
@@ -1811,7 +2240,35 @@
         <w:t>P25:</w:t>
       </w:r>
       <w:r>
-        <w:t xml:space="preserve"> Yeah I need money for the next 3 years and 1 year worth of deliveris isnt going to help much what about 100 per acrefoot?</w:t>
+        <w:t xml:space="preserve"> </w:t>
+      </w:r>
+      <w:proofErr w:type="gramStart"/>
+      <w:r>
+        <w:t>Yeah</w:t>
+      </w:r>
+      <w:proofErr w:type="gramEnd"/>
+      <w:r>
+        <w:t xml:space="preserve"> I need money for the next 3 years and 1 year worth of </w:t>
+      </w:r>
+      <w:r>
+        <w:t>deliveries</w:t>
+      </w:r>
+      <w:r>
+        <w:t xml:space="preserve"> </w:t>
+      </w:r>
+      <w:r>
+        <w:t>isn’t</w:t>
+      </w:r>
+      <w:r>
+        <w:t xml:space="preserve"> going to help much what about 100 per </w:t>
+      </w:r>
+      <w:proofErr w:type="spellStart"/>
+      <w:r>
+        <w:t>acrefoot</w:t>
+      </w:r>
+      <w:proofErr w:type="spellEnd"/>
+      <w:r>
+        <w:t>?</w:t>
       </w:r>
     </w:p>
     <w:p>
@@ -1827,13 +2284,32 @@
         <w:t>P24:</w:t>
       </w:r>
       <w:r>
-        <w:t xml:space="preserve"> Yeah I will take 100, but since </w:t>
+        <w:t xml:space="preserve"> </w:t>
+      </w:r>
+      <w:proofErr w:type="gramStart"/>
+      <w:r>
+        <w:t>Yeah</w:t>
+      </w:r>
+      <w:proofErr w:type="gramEnd"/>
+      <w:r>
+        <w:t xml:space="preserve"> I will take 100, but since </w:t>
       </w:r>
       <w:r>
         <w:t>I'm</w:t>
       </w:r>
       <w:r>
-        <w:t xml:space="preserve"> a good samaritan I will take 80</w:t>
+        <w:t xml:space="preserve"> a good </w:t>
+      </w:r>
+      <w:proofErr w:type="gramStart"/>
+      <w:r>
+        <w:t>Samaritan</w:t>
+      </w:r>
+      <w:proofErr w:type="gramEnd"/>
+      <w:r>
+        <w:t xml:space="preserve"> I will take 80</w:t>
+      </w:r>
+      <w:r>
+        <w:t>.</w:t>
       </w:r>
     </w:p>
     <w:p>
@@ -1849,7 +2325,26 @@
         <w:t>P25:</w:t>
       </w:r>
       <w:r>
-        <w:t xml:space="preserve"> Thats cheap water. Or i can offer not to buy the </w:t>
+        <w:t xml:space="preserve"> </w:t>
+      </w:r>
+      <w:r>
+        <w:t>That’s</w:t>
+      </w:r>
+      <w:r>
+        <w:t xml:space="preserve"> cheap water. </w:t>
+      </w:r>
+      <w:proofErr w:type="gramStart"/>
+      <w:r>
+        <w:t xml:space="preserve">Or </w:t>
+      </w:r>
+      <w:proofErr w:type="spellStart"/>
+      <w:r>
+        <w:t>i</w:t>
+      </w:r>
+      <w:proofErr w:type="spellEnd"/>
+      <w:proofErr w:type="gramEnd"/>
+      <w:r>
+        <w:t xml:space="preserve"> can offer not to buy the </w:t>
       </w:r>
       <w:r>
         <w:t>whole</w:t>
@@ -1871,7 +2366,15 @@
         <w:t>R:</w:t>
       </w:r>
       <w:r>
-        <w:t xml:space="preserve"> why?</w:t>
+        <w:t xml:space="preserve"> </w:t>
+      </w:r>
+      <w:proofErr w:type="gramStart"/>
+      <w:r>
+        <w:t>why</w:t>
+      </w:r>
+      <w:proofErr w:type="gramEnd"/>
+      <w:r>
+        <w:t>?</w:t>
       </w:r>
     </w:p>
     <w:p>
@@ -1887,7 +2390,25 @@
         <w:t>P25:</w:t>
       </w:r>
       <w:r>
-        <w:t xml:space="preserve"> If we deliver all the water this year but cant deliver in the nexgt three years it will evaporate. Maybe </w:t>
+        <w:t xml:space="preserve"> If we deliver all the water this year but </w:t>
+      </w:r>
+      <w:proofErr w:type="spellStart"/>
+      <w:proofErr w:type="gramStart"/>
+      <w:r>
+        <w:t>cant</w:t>
+      </w:r>
+      <w:proofErr w:type="spellEnd"/>
+      <w:proofErr w:type="gramEnd"/>
+      <w:r>
+        <w:t xml:space="preserve"> deliver in the </w:t>
+      </w:r>
+      <w:proofErr w:type="spellStart"/>
+      <w:r>
+        <w:t>nexgt</w:t>
+      </w:r>
+      <w:proofErr w:type="spellEnd"/>
+      <w:r>
+        <w:t xml:space="preserve"> three years it will evaporate. Maybe </w:t>
       </w:r>
       <w:r>
         <w:t>I'm</w:t>
@@ -1971,7 +2492,15 @@
         <w:t>I'm</w:t>
       </w:r>
       <w:r>
-        <w:t xml:space="preserve"> focused on protecting ag uses so I am going to use 107 again.    You said 2009 was a median year. 109 seems like what we need to get by in a medium year. Let’s save 30 k just in case of a bad year. and then the rest sell. If </w:t>
+        <w:t xml:space="preserve"> focused on protecting ag </w:t>
+      </w:r>
+      <w:proofErr w:type="gramStart"/>
+      <w:r>
+        <w:t>uses</w:t>
+      </w:r>
+      <w:proofErr w:type="gramEnd"/>
+      <w:r>
+        <w:t xml:space="preserve"> so I am going to use 107 again.    You said 2009 was a median year. 109 seems like what we need to get by in a medium year. Let’s save 30 k just in case of a bad year. and then the rest sell. If </w:t>
       </w:r>
       <w:r>
         <w:t>I'm</w:t>
@@ -1979,17 +2508,122 @@
       <w:r>
         <w:t xml:space="preserve"> </w:t>
       </w:r>
+      <w:proofErr w:type="gramStart"/>
       <w:r>
         <w:t>imagining</w:t>
       </w:r>
-      <w:r>
-        <w:t xml:space="preserve"> we need 107 in an average year if we ge t 30% less snowpack then Id like to have about a third for the next year in case we need it. The 95 is what is left over. I don’t know if the bank can afford it. I dont </w:t>
+      <w:proofErr w:type="gramEnd"/>
+      <w:r>
+        <w:t xml:space="preserve"> we need 107 in an average year if we </w:t>
+      </w:r>
+      <w:proofErr w:type="spellStart"/>
+      <w:r>
+        <w:t>ge</w:t>
+      </w:r>
+      <w:proofErr w:type="spellEnd"/>
+      <w:r>
+        <w:t xml:space="preserve"> t 30% less snowpack </w:t>
+      </w:r>
+      <w:proofErr w:type="gramStart"/>
+      <w:r>
+        <w:t>then</w:t>
+      </w:r>
+      <w:proofErr w:type="gramEnd"/>
+      <w:r>
+        <w:t xml:space="preserve"> </w:t>
+      </w:r>
+      <w:proofErr w:type="spellStart"/>
+      <w:r>
+        <w:t>Id</w:t>
+      </w:r>
+      <w:proofErr w:type="spellEnd"/>
+      <w:r>
+        <w:t xml:space="preserve"> like to have about a third for the next year in case we need it. </w:t>
+      </w:r>
+      <w:proofErr w:type="gramStart"/>
+      <w:r>
+        <w:t>The 95</w:t>
+      </w:r>
+      <w:proofErr w:type="gramEnd"/>
+      <w:r>
+        <w:t xml:space="preserve"> is what is left over. I don’t know if the bank can afford it. I </w:t>
+      </w:r>
+      <w:r>
+        <w:t>don’t</w:t>
+      </w:r>
+      <w:r>
+        <w:t xml:space="preserve"> </w:t>
       </w:r>
       <w:r>
         <w:t>know</w:t>
       </w:r>
       <w:r>
-        <w:t xml:space="preserve"> if i want to sell for $80. Wierd to haggle with myself. I feel like id want at least 100 on the low end. Running out of bank budget though. Im assuming bank doesnt want to bvuyyt all of that. Bank will buy half of that as well. No 50. About half. See how far we can stretch it. I wanted more than ID because if I were a UT farmer I would believe my water is worth alot </w:t>
+        <w:t xml:space="preserve"> </w:t>
+      </w:r>
+      <w:proofErr w:type="gramStart"/>
+      <w:r>
+        <w:t xml:space="preserve">if </w:t>
+      </w:r>
+      <w:proofErr w:type="spellStart"/>
+      <w:r>
+        <w:t>i</w:t>
+      </w:r>
+      <w:proofErr w:type="spellEnd"/>
+      <w:proofErr w:type="gramEnd"/>
+      <w:r>
+        <w:t xml:space="preserve"> want to </w:t>
+      </w:r>
+      <w:proofErr w:type="gramStart"/>
+      <w:r>
+        <w:t>sell</w:t>
+      </w:r>
+      <w:proofErr w:type="gramEnd"/>
+      <w:r>
+        <w:t xml:space="preserve"> for $80. </w:t>
+      </w:r>
+      <w:proofErr w:type="spellStart"/>
+      <w:r>
+        <w:t>Wierd</w:t>
+      </w:r>
+      <w:proofErr w:type="spellEnd"/>
+      <w:r>
+        <w:t xml:space="preserve"> to haggle with myself. I feel like </w:t>
+      </w:r>
+      <w:proofErr w:type="spellStart"/>
+      <w:r>
+        <w:t>id</w:t>
+      </w:r>
+      <w:proofErr w:type="spellEnd"/>
+      <w:r>
+        <w:t xml:space="preserve"> want at least 100 on the low end. Running out of bank budget though. </w:t>
+      </w:r>
+      <w:r>
+        <w:t>I’m</w:t>
+      </w:r>
+      <w:r>
+        <w:t xml:space="preserve"> assuming bank </w:t>
+      </w:r>
+      <w:r>
+        <w:t>doesn’t</w:t>
+      </w:r>
+      <w:r>
+        <w:t xml:space="preserve"> want to </w:t>
+      </w:r>
+      <w:r>
+        <w:t>buy</w:t>
+      </w:r>
+      <w:r>
+        <w:t xml:space="preserve"> all of that. Bank will buy half of that as well. No 50. About half. See how far we can stretch it. I wanted more than ID because if I were a UT farmer I would believe my water is worth </w:t>
+      </w:r>
+      <w:proofErr w:type="spellStart"/>
+      <w:proofErr w:type="gramStart"/>
+      <w:r>
+        <w:t>alot</w:t>
+      </w:r>
+      <w:proofErr w:type="spellEnd"/>
+      <w:proofErr w:type="gramEnd"/>
+      <w:r>
+        <w:t xml:space="preserve"> </w:t>
       </w:r>
       <w:r>
         <w:t>because</w:t>
@@ -2001,7 +2635,15 @@
         <w:t>Utahn</w:t>
       </w:r>
       <w:r>
-        <w:t xml:space="preserve"> from our ag.</w:t>
+        <w:t xml:space="preserve"> from our </w:t>
+      </w:r>
+      <w:proofErr w:type="gramStart"/>
+      <w:r>
+        <w:t>ag</w:t>
+      </w:r>
+      <w:proofErr w:type="gramEnd"/>
+      <w:r>
+        <w:t>.</w:t>
       </w:r>
     </w:p>
     <w:p>
@@ -2047,15 +2689,27 @@
       <w:r>
         <w:t xml:space="preserve"> to get as many </w:t>
       </w:r>
+      <w:proofErr w:type="gramStart"/>
       <w:r>
         <w:t>transactions</w:t>
       </w:r>
-      <w:r>
-        <w:t xml:space="preserve"> and water. And I not sure if that is good for the </w:t>
-      </w:r>
+      <w:proofErr w:type="gramEnd"/>
+      <w:r>
+        <w:t xml:space="preserve"> and water. And I </w:t>
+      </w:r>
+      <w:proofErr w:type="gramStart"/>
+      <w:r>
+        <w:t>not</w:t>
+      </w:r>
+      <w:proofErr w:type="gramEnd"/>
+      <w:r>
+        <w:t xml:space="preserve"> sure if that is good for the </w:t>
+      </w:r>
+      <w:proofErr w:type="gramStart"/>
       <w:r>
         <w:t>long term</w:t>
       </w:r>
+      <w:proofErr w:type="gramEnd"/>
       <w:r>
         <w:t xml:space="preserve"> </w:t>
       </w:r>
@@ -2090,7 +2744,6 @@
           <w:b/>
           <w:bCs/>
         </w:rPr>
-        <w:lastRenderedPageBreak/>
         <w:t xml:space="preserve">Objective to send water </w:t>
       </w:r>
       <w:r>
@@ -2120,16 +2773,54 @@
         <w:spacing w:before="240" w:line="276" w:lineRule="auto"/>
       </w:pPr>
       <w:r>
+        <w:lastRenderedPageBreak/>
         <w:t>P25:</w:t>
       </w:r>
       <w:r>
-        <w:t xml:space="preserve"> And the alternative is leaving it in BL for a future year? I will deliver . To talk out loud the reason not to deliver at </w:t>
+        <w:t xml:space="preserve"> And </w:t>
+      </w:r>
+      <w:proofErr w:type="gramStart"/>
+      <w:r>
+        <w:t>the alternative is</w:t>
+      </w:r>
+      <w:proofErr w:type="gramEnd"/>
+      <w:r>
+        <w:t xml:space="preserve"> leaving it in BL for a future year? I will </w:t>
+      </w:r>
+      <w:proofErr w:type="gramStart"/>
+      <w:r>
+        <w:t>deliver .</w:t>
+      </w:r>
+      <w:proofErr w:type="gramEnd"/>
+      <w:r>
+        <w:t xml:space="preserve"> To talk out loud the reason not to deliver at </w:t>
       </w:r>
       <w:r>
         <w:t>all</w:t>
       </w:r>
       <w:r>
-        <w:t xml:space="preserve"> is the next year is drought and the lake will drop even lower and so it would be nice to have backup water to counteract harmful effects as much as a measly 95 k c an counteract that. I will deliver 100 k. </w:t>
+        <w:t xml:space="preserve"> is the next year is </w:t>
+      </w:r>
+      <w:proofErr w:type="gramStart"/>
+      <w:r>
+        <w:t>drought</w:t>
+      </w:r>
+      <w:proofErr w:type="gramEnd"/>
+      <w:r>
+        <w:t xml:space="preserve"> and the lake will drop even lower and so it would be nice to have backup water to counteract harmful effects as much as a measly 95 k </w:t>
+      </w:r>
+      <w:proofErr w:type="spellStart"/>
+      <w:r>
+        <w:t xml:space="preserve">c </w:t>
+      </w:r>
+      <w:proofErr w:type="gramStart"/>
+      <w:r>
+        <w:t>an</w:t>
+      </w:r>
+      <w:proofErr w:type="spellEnd"/>
+      <w:proofErr w:type="gramEnd"/>
+      <w:r>
+        <w:t xml:space="preserve"> counteract that. I will deliver 100 k. </w:t>
       </w:r>
     </w:p>
     <w:p>
@@ -2174,7 +2865,17 @@
         <w:t>useful</w:t>
       </w:r>
       <w:r>
-        <w:t xml:space="preserve"> if we just go through. As a bank it would be nice to have more money. Lets see how far we can go with like 100 million. 100 million total</w:t>
+        <w:t xml:space="preserve"> if we just go through. As a bank it would be nice to have more money. </w:t>
+      </w:r>
+      <w:proofErr w:type="spellStart"/>
+      <w:proofErr w:type="gramStart"/>
+      <w:r>
+        <w:t>Lets</w:t>
+      </w:r>
+      <w:proofErr w:type="spellEnd"/>
+      <w:proofErr w:type="gramEnd"/>
+      <w:r>
+        <w:t xml:space="preserve"> see how far we can go with like 100 million. 100 million total</w:t>
       </w:r>
     </w:p>
     <w:p>
@@ -2185,7 +2886,15 @@
         <w:t>R:</w:t>
       </w:r>
       <w:r>
-        <w:t xml:space="preserve"> Assuming legislator approved 60 mill this year. Lake level didn’t raise a lot but keeping it in steady range is a success.</w:t>
+        <w:t xml:space="preserve"> Assuming legislator approved 60 mill this year. Lake level didn’t </w:t>
+      </w:r>
+      <w:proofErr w:type="gramStart"/>
+      <w:r>
+        <w:t>raise</w:t>
+      </w:r>
+      <w:proofErr w:type="gramEnd"/>
+      <w:r>
+        <w:t xml:space="preserve"> a lot but keeping it in steady range is a success.</w:t>
       </w:r>
     </w:p>
     <w:p>
@@ -2345,7 +3054,23 @@
         <w:t>I'm</w:t>
       </w:r>
       <w:r>
-        <w:t xml:space="preserve"> gonna use my same strategy and do 60% of that 271 k. 30% of that 271 and Id like to go for 150 again for the price of the water</w:t>
+        <w:t xml:space="preserve"> </w:t>
+      </w:r>
+      <w:proofErr w:type="spellStart"/>
+      <w:r>
+        <w:t>gonna</w:t>
+      </w:r>
+      <w:proofErr w:type="spellEnd"/>
+      <w:r>
+        <w:t xml:space="preserve"> use my same strategy and do 60% of that 271 k. 30% of that 271 and </w:t>
+      </w:r>
+      <w:proofErr w:type="spellStart"/>
+      <w:r>
+        <w:t>Id</w:t>
+      </w:r>
+      <w:proofErr w:type="spellEnd"/>
+      <w:r>
+        <w:t xml:space="preserve"> like to go for 150 again for the price of the water</w:t>
       </w:r>
     </w:p>
     <w:p>
@@ -2361,7 +3086,15 @@
         <w:t>P25:</w:t>
       </w:r>
       <w:r>
-        <w:t xml:space="preserve"> would you do 100?</w:t>
+        <w:t xml:space="preserve"> </w:t>
+      </w:r>
+      <w:proofErr w:type="gramStart"/>
+      <w:r>
+        <w:t>would</w:t>
+      </w:r>
+      <w:proofErr w:type="gramEnd"/>
+      <w:r>
+        <w:t xml:space="preserve"> you do 100?</w:t>
       </w:r>
     </w:p>
     <w:p>
@@ -2389,7 +3122,15 @@
         <w:t>there’s</w:t>
       </w:r>
       <w:r>
-        <w:t xml:space="preserve"> inflation and things like that. I think id go 125</w:t>
+        <w:t xml:space="preserve"> inflation and things like that. I think </w:t>
+      </w:r>
+      <w:proofErr w:type="spellStart"/>
+      <w:r>
+        <w:t>id</w:t>
+      </w:r>
+      <w:proofErr w:type="spellEnd"/>
+      <w:r>
+        <w:t xml:space="preserve"> go 125</w:t>
       </w:r>
     </w:p>
     <w:p>
@@ -2405,7 +3146,15 @@
         <w:t>P25:</w:t>
       </w:r>
       <w:r>
-        <w:t xml:space="preserve"> ok ill do 125</w:t>
+        <w:t xml:space="preserve"> ok </w:t>
+      </w:r>
+      <w:proofErr w:type="spellStart"/>
+      <w:r>
+        <w:t>ill</w:t>
+      </w:r>
+      <w:proofErr w:type="spellEnd"/>
+      <w:r>
+        <w:t xml:space="preserve"> do 125</w:t>
       </w:r>
     </w:p>
     <w:p>
@@ -2445,7 +3194,31 @@
         <w:t>That's</w:t>
       </w:r>
       <w:r>
-        <w:t xml:space="preserve"> a lot less. I’m going to see what my 70% does. (consumptive use) I am going to use 312 and then last year we tried to sell 80 k they only took 40. Im going to try to sell 80 k to the bank this year and see what they say that with the same price of 80</w:t>
+        <w:t xml:space="preserve"> a lot less. I’m going to see what my 70% does. (consumptive use) I am going to use 312 and then last year we tried to sell 80 </w:t>
+      </w:r>
+      <w:proofErr w:type="gramStart"/>
+      <w:r>
+        <w:t>k they</w:t>
+      </w:r>
+      <w:proofErr w:type="gramEnd"/>
+      <w:r>
+        <w:t xml:space="preserve"> only </w:t>
+      </w:r>
+      <w:proofErr w:type="gramStart"/>
+      <w:r>
+        <w:t>took</w:t>
+      </w:r>
+      <w:proofErr w:type="gramEnd"/>
+      <w:r>
+        <w:t xml:space="preserve"> 40. </w:t>
+      </w:r>
+      <w:proofErr w:type="spellStart"/>
+      <w:r>
+        <w:t>Im</w:t>
+      </w:r>
+      <w:proofErr w:type="spellEnd"/>
+      <w:r>
+        <w:t xml:space="preserve"> going to try to sell 80 k to the bank this year and see what they say that with the same price of 80</w:t>
       </w:r>
     </w:p>
     <w:p>
@@ -2461,7 +3234,25 @@
         <w:t>P25:</w:t>
       </w:r>
       <w:r>
-        <w:t xml:space="preserve"> Yeah ill give you those for 80</w:t>
+        <w:t xml:space="preserve"> </w:t>
+      </w:r>
+      <w:proofErr w:type="gramStart"/>
+      <w:r>
+        <w:t>Yeah</w:t>
+      </w:r>
+      <w:proofErr w:type="gramEnd"/>
+      <w:r>
+        <w:t xml:space="preserve"> </w:t>
+      </w:r>
+      <w:proofErr w:type="spellStart"/>
+      <w:proofErr w:type="gramStart"/>
+      <w:r>
+        <w:t>ill</w:t>
+      </w:r>
+      <w:proofErr w:type="spellEnd"/>
+      <w:proofErr w:type="gramEnd"/>
+      <w:r>
+        <w:t xml:space="preserve"> give you those for 80</w:t>
       </w:r>
     </w:p>
     <w:p>
@@ -2477,19 +3268,51 @@
         <w:t>P24:</w:t>
       </w:r>
       <w:r>
-        <w:t xml:space="preserve"> 80 because sticking to my original strategy and wanting to give 20 to the bank and bank only took 40 so im trying to make that up </w:t>
+        <w:t xml:space="preserve"> 80 because sticking to my original strategy and wanting to give 20 to the bank and bank only took 40 so </w:t>
+      </w:r>
+      <w:proofErr w:type="spellStart"/>
+      <w:r>
+        <w:t>im</w:t>
+      </w:r>
+      <w:proofErr w:type="spellEnd"/>
+      <w:r>
+        <w:t xml:space="preserve"> trying to make that up </w:t>
       </w:r>
       <w:r>
         <w:t>because</w:t>
       </w:r>
       <w:r>
-        <w:t xml:space="preserve"> as much as we love ag we want to give to GSL. OK actually I am giving less than 20% </w:t>
+        <w:t xml:space="preserve"> as much as we love </w:t>
+      </w:r>
+      <w:proofErr w:type="gramStart"/>
+      <w:r>
+        <w:t>ag</w:t>
+      </w:r>
+      <w:proofErr w:type="gramEnd"/>
+      <w:r>
+        <w:t xml:space="preserve"> we want to give to GSL. OK </w:t>
+      </w:r>
+      <w:proofErr w:type="gramStart"/>
+      <w:r>
+        <w:t>actually I</w:t>
+      </w:r>
+      <w:proofErr w:type="gramEnd"/>
+      <w:r>
+        <w:t xml:space="preserve"> am giving less than 20% </w:t>
       </w:r>
       <w:r>
         <w:t>again</w:t>
       </w:r>
       <w:r>
-        <w:t>. You know what I will do that. I will do 89. I change my answer. For 80.</w:t>
+        <w:t xml:space="preserve">. You know what I will do that. I will do 89. I </w:t>
+      </w:r>
+      <w:proofErr w:type="gramStart"/>
+      <w:r>
+        <w:t>change</w:t>
+      </w:r>
+      <w:proofErr w:type="gramEnd"/>
+      <w:r>
+        <w:t xml:space="preserve"> my answer. For 80.</w:t>
       </w:r>
     </w:p>
     <w:p>
@@ -2505,13 +3328,63 @@
         <w:t>P24:</w:t>
       </w:r>
       <w:r>
-        <w:t xml:space="preserve"> Last year i wanted to give 20% to the </w:t>
+        <w:t xml:space="preserve"> Last </w:t>
+      </w:r>
+      <w:proofErr w:type="gramStart"/>
+      <w:r>
+        <w:t xml:space="preserve">year </w:t>
+      </w:r>
+      <w:proofErr w:type="spellStart"/>
+      <w:r>
+        <w:t>i</w:t>
+      </w:r>
+      <w:proofErr w:type="spellEnd"/>
+      <w:proofErr w:type="gramEnd"/>
+      <w:r>
+        <w:t xml:space="preserve"> wanted to give 20% to </w:t>
+      </w:r>
+      <w:proofErr w:type="gramStart"/>
+      <w:r>
+        <w:t xml:space="preserve">the </w:t>
       </w:r>
       <w:r>
         <w:t>GSL</w:t>
       </w:r>
-      <w:r>
-        <w:t xml:space="preserve"> but it didnt work out so we did half. This year i wanted to give 80 k cause i wanted to do that last year but 20% this year is more than 80 K. so I increased to 89 k to meet the 20%</w:t>
+      <w:proofErr w:type="gramEnd"/>
+      <w:r>
+        <w:t xml:space="preserve"> but it </w:t>
+      </w:r>
+      <w:r>
+        <w:t>didn’t</w:t>
+      </w:r>
+      <w:r>
+        <w:t xml:space="preserve"> work out so we did half. This </w:t>
+      </w:r>
+      <w:proofErr w:type="gramStart"/>
+      <w:r>
+        <w:t xml:space="preserve">year </w:t>
+      </w:r>
+      <w:proofErr w:type="spellStart"/>
+      <w:r>
+        <w:t>i</w:t>
+      </w:r>
+      <w:proofErr w:type="spellEnd"/>
+      <w:proofErr w:type="gramEnd"/>
+      <w:r>
+        <w:t xml:space="preserve"> wanted to give 80 k </w:t>
+      </w:r>
+      <w:proofErr w:type="gramStart"/>
+      <w:r>
+        <w:t xml:space="preserve">cause </w:t>
+      </w:r>
+      <w:proofErr w:type="spellStart"/>
+      <w:r>
+        <w:t>i</w:t>
+      </w:r>
+      <w:proofErr w:type="spellEnd"/>
+      <w:proofErr w:type="gramEnd"/>
+      <w:r>
+        <w:t xml:space="preserve"> wanted to do that last year but 20% this year is more than 80 K. so I increased to 89 k to meet the 20%</w:t>
       </w:r>
     </w:p>
     <w:p>
@@ -2527,39 +3400,39 @@
           <w:b/>
           <w:bCs/>
         </w:rPr>
+        <w:t>Cache Valley - UT:</w:t>
+      </w:r>
+      <w:r>
+        <w:rPr>
+          <w:rFonts w:cstheme="minorHAnsi"/>
+          <w:b/>
+          <w:bCs/>
+        </w:rPr>
+        <w:t xml:space="preserve"> </w:t>
+      </w:r>
+      <w:r>
+        <w:rPr>
+          <w:rFonts w:cstheme="minorHAnsi"/>
+        </w:rPr>
+        <w:t>Use all water</w:t>
+      </w:r>
+    </w:p>
+    <w:p>
+      <w:pPr>
+        <w:spacing w:before="240" w:line="276" w:lineRule="auto"/>
+        <w:rPr>
+          <w:rFonts w:cstheme="minorHAnsi"/>
+          <w:b/>
+          <w:bCs/>
+        </w:rPr>
+      </w:pPr>
+      <w:r>
+        <w:rPr>
+          <w:rFonts w:cstheme="minorHAnsi"/>
+          <w:b/>
+          <w:bCs/>
+        </w:rPr>
         <w:lastRenderedPageBreak/>
-        <w:t>Cache Valley - UT:</w:t>
-      </w:r>
-      <w:r>
-        <w:rPr>
-          <w:rFonts w:cstheme="minorHAnsi"/>
-          <w:b/>
-          <w:bCs/>
-        </w:rPr>
-        <w:t xml:space="preserve"> </w:t>
-      </w:r>
-      <w:r>
-        <w:rPr>
-          <w:rFonts w:cstheme="minorHAnsi"/>
-        </w:rPr>
-        <w:t>Use all water</w:t>
-      </w:r>
-    </w:p>
-    <w:p>
-      <w:pPr>
-        <w:spacing w:before="240" w:line="276" w:lineRule="auto"/>
-        <w:rPr>
-          <w:rFonts w:cstheme="minorHAnsi"/>
-          <w:b/>
-          <w:bCs/>
-        </w:rPr>
-      </w:pPr>
-      <w:r>
-        <w:rPr>
-          <w:rFonts w:cstheme="minorHAnsi"/>
-          <w:b/>
-          <w:bCs/>
-        </w:rPr>
         <w:t>Lower UT User</w:t>
       </w:r>
       <w:r>
@@ -2598,7 +3471,15 @@
         <w:t>I'm</w:t>
       </w:r>
       <w:r>
-        <w:t xml:space="preserve"> gonna stick with 107 for our consumptive use. We made it through last year we will make it this year.</w:t>
+        <w:t xml:space="preserve"> </w:t>
+      </w:r>
+      <w:proofErr w:type="spellStart"/>
+      <w:r>
+        <w:t>gonna</w:t>
+      </w:r>
+      <w:proofErr w:type="spellEnd"/>
+      <w:r>
+        <w:t xml:space="preserve"> stick with 107 for our consumptive use. We made it through last year we will make it this year.</w:t>
       </w:r>
     </w:p>
     <w:p>
@@ -2630,7 +3511,13 @@
         <w:t>P24:</w:t>
       </w:r>
       <w:r>
-        <w:t xml:space="preserve"> WHy didn’t she have additional depletion allowed</w:t>
+        <w:t xml:space="preserve"> </w:t>
+      </w:r>
+      <w:r>
+        <w:t>Why</w:t>
+      </w:r>
+      <w:r>
+        <w:t xml:space="preserve"> didn’t she have additional depletion allowed</w:t>
       </w:r>
     </w:p>
     <w:p>
@@ -2746,7 +3633,15 @@
         <w:t>P25:</w:t>
       </w:r>
       <w:r>
-        <w:t xml:space="preserve"> I have to consume that. </w:t>
+        <w:t xml:space="preserve"> I </w:t>
+      </w:r>
+      <w:proofErr w:type="gramStart"/>
+      <w:r>
+        <w:t>have to</w:t>
+      </w:r>
+      <w:proofErr w:type="gramEnd"/>
+      <w:r>
+        <w:t xml:space="preserve"> consume that. </w:t>
       </w:r>
     </w:p>
     <w:p>
@@ -2762,7 +3657,15 @@
         <w:t>P25:</w:t>
       </w:r>
       <w:r>
-        <w:t xml:space="preserve"> So last year I left 75 k in BL and I am pulling from that to get 149 this year.</w:t>
+        <w:t xml:space="preserve"> So last year I left 75 k in </w:t>
+      </w:r>
+      <w:proofErr w:type="gramStart"/>
+      <w:r>
+        <w:t>BL</w:t>
+      </w:r>
+      <w:proofErr w:type="gramEnd"/>
+      <w:r>
+        <w:t xml:space="preserve"> and I am pulling from that to get 149 this year.</w:t>
       </w:r>
     </w:p>
     <w:p>
@@ -2800,13 +3703,61 @@
         <w:t>stick</w:t>
       </w:r>
       <w:r>
-        <w:t xml:space="preserve"> with 149 get ag through and that leaves us 75 k. We didn’t need it this year so It might be more profitable to sell to the bank. Little bit conserved just in case. </w:t>
-      </w:r>
+        <w:t xml:space="preserve"> with 149 get </w:t>
+      </w:r>
+      <w:proofErr w:type="gramStart"/>
+      <w:r>
+        <w:t>ag</w:t>
+      </w:r>
+      <w:proofErr w:type="gramEnd"/>
+      <w:r>
+        <w:t xml:space="preserve"> through and that leaves us 75 k. We didn’t need it this year so </w:t>
+      </w:r>
+      <w:proofErr w:type="gramStart"/>
+      <w:r>
+        <w:t>It</w:t>
+      </w:r>
+      <w:proofErr w:type="gramEnd"/>
+      <w:r>
+        <w:t xml:space="preserve"> might be more profitable to sell to the bank. Little bit conserved just in case. </w:t>
+      </w:r>
+      <w:proofErr w:type="gramStart"/>
       <w:r>
         <w:t>So</w:t>
       </w:r>
-      <w:r>
-        <w:t xml:space="preserve"> I will sell 50 k again. I don;t want to go lower than I did last year and I feel like my water is worth more if ther eis less in the system. I am going to do 100 again.</w:t>
+      <w:proofErr w:type="gramEnd"/>
+      <w:r>
+        <w:t xml:space="preserve"> I will sell 50 k again. I </w:t>
+      </w:r>
+      <w:r>
+        <w:t>don’t</w:t>
+      </w:r>
+      <w:r>
+        <w:t xml:space="preserve"> want to go lower than I did last </w:t>
+      </w:r>
+      <w:proofErr w:type="gramStart"/>
+      <w:r>
+        <w:t>year</w:t>
+      </w:r>
+      <w:proofErr w:type="gramEnd"/>
+      <w:r>
+        <w:t xml:space="preserve"> and I feel like my water is worth more if </w:t>
+      </w:r>
+      <w:proofErr w:type="spellStart"/>
+      <w:proofErr w:type="gramStart"/>
+      <w:r>
+        <w:t>the</w:t>
+      </w:r>
+      <w:r>
+        <w:t>ir</w:t>
+      </w:r>
+      <w:proofErr w:type="spellEnd"/>
+      <w:proofErr w:type="gramEnd"/>
+      <w:r>
+        <w:t xml:space="preserve"> </w:t>
+      </w:r>
+      <w:r>
+        <w:t>is less in the system. I am going to do 100 again.</w:t>
       </w:r>
     </w:p>
     <w:p>
@@ -2822,7 +3773,43 @@
         <w:t>P25:</w:t>
       </w:r>
       <w:r>
-        <w:t xml:space="preserve"> I did 50 k kinda based on last year and kinda what if i sold 2/3 of it and I don’t have a great reason other than we don’t need the 75 k this year.</w:t>
+        <w:t xml:space="preserve"> I did 50 k </w:t>
+      </w:r>
+      <w:r>
+        <w:t>kind</w:t>
+      </w:r>
+      <w:r>
+        <w:t xml:space="preserve"> </w:t>
+      </w:r>
+      <w:r>
+        <w:t xml:space="preserve">of </w:t>
+      </w:r>
+      <w:r>
+        <w:t xml:space="preserve">based on last year and </w:t>
+      </w:r>
+      <w:proofErr w:type="spellStart"/>
+      <w:r>
+        <w:t>kinda</w:t>
+      </w:r>
+      <w:proofErr w:type="spellEnd"/>
+      <w:r>
+        <w:t xml:space="preserve"> what if </w:t>
+      </w:r>
+      <w:proofErr w:type="spellStart"/>
+      <w:r>
+        <w:t>i</w:t>
+      </w:r>
+      <w:proofErr w:type="spellEnd"/>
+      <w:r>
+        <w:t xml:space="preserve"> sold 2/3 of it and I don’t have a great reason </w:t>
+      </w:r>
+      <w:proofErr w:type="gramStart"/>
+      <w:r>
+        <w:t>other than</w:t>
+      </w:r>
+      <w:proofErr w:type="gramEnd"/>
+      <w:r>
+        <w:t xml:space="preserve"> we don’t need the 75 k this year.</w:t>
       </w:r>
     </w:p>
     <w:p>
@@ -3044,7 +4031,21 @@
         <w:t>P25:</w:t>
       </w:r>
       <w:r>
-        <w:t xml:space="preserve"> Yeah. I’m getting nervous about the lake so i;ll give you 150.</w:t>
+        <w:t xml:space="preserve"> Yeah. I’m getting nervous about the </w:t>
+      </w:r>
+      <w:proofErr w:type="gramStart"/>
+      <w:r>
+        <w:t>lake</w:t>
+      </w:r>
+      <w:proofErr w:type="gramEnd"/>
+      <w:r>
+        <w:t xml:space="preserve"> so </w:t>
+      </w:r>
+      <w:r>
+        <w:t>I’ll</w:t>
+      </w:r>
+      <w:r>
+        <w:t xml:space="preserve"> give you 150.</w:t>
       </w:r>
     </w:p>
     <w:p>
@@ -3089,7 +4090,6 @@
           <w:b/>
           <w:bCs/>
         </w:rPr>
-        <w:lastRenderedPageBreak/>
         <w:t>Lower ID</w:t>
       </w:r>
     </w:p>
@@ -3108,10 +4108,27 @@
         </w:rPr>
       </w:pPr>
       <w:r>
+        <w:lastRenderedPageBreak/>
         <w:t>P24:</w:t>
       </w:r>
       <w:r>
-        <w:t xml:space="preserve"> I’m gonna use my same strategy as upper up stream and do 60%. 10% less than noraml. And do 20% to BL. and I’d like 90.</w:t>
+        <w:t xml:space="preserve"> I’m </w:t>
+      </w:r>
+      <w:proofErr w:type="spellStart"/>
+      <w:r>
+        <w:t>gonna</w:t>
+      </w:r>
+      <w:proofErr w:type="spellEnd"/>
+      <w:r>
+        <w:t xml:space="preserve"> use my same strategy as upper up stream and do 60%. 10% less than </w:t>
+      </w:r>
+      <w:proofErr w:type="spellStart"/>
+      <w:r>
+        <w:t>noraml</w:t>
+      </w:r>
+      <w:proofErr w:type="spellEnd"/>
+      <w:r>
+        <w:t>. And do 20% to BL. and I’d like 90.</w:t>
       </w:r>
     </w:p>
     <w:p>
@@ -3174,7 +4191,23 @@
         <w:t>P24:</w:t>
       </w:r>
       <w:r>
-        <w:t xml:space="preserve"> we have been really good sellers in the past 2 years and you know budget constraints on our end. Our water is worth a lot. We </w:t>
+        <w:t xml:space="preserve"> we have been </w:t>
+      </w:r>
+      <w:proofErr w:type="gramStart"/>
+      <w:r>
+        <w:t>really good</w:t>
+      </w:r>
+      <w:proofErr w:type="gramEnd"/>
+      <w:r>
+        <w:t xml:space="preserve"> sellers in the past 2 </w:t>
+      </w:r>
+      <w:proofErr w:type="gramStart"/>
+      <w:r>
+        <w:t>years</w:t>
+      </w:r>
+      <w:proofErr w:type="gramEnd"/>
+      <w:r>
+        <w:t xml:space="preserve"> and you know budget constraints on our end. Our water is worth a lot. We </w:t>
       </w:r>
       <w:r>
         <w:t>know</w:t>
@@ -3188,8 +4221,13 @@
       <w:r>
         <w:t xml:space="preserve"> </w:t>
       </w:r>
-      <w:r>
-        <w:t>need.</w:t>
+      <w:proofErr w:type="gramStart"/>
+      <w:r>
+        <w:t>need</w:t>
+      </w:r>
+      <w:proofErr w:type="gramEnd"/>
+      <w:r>
+        <w:t>.</w:t>
       </w:r>
     </w:p>
     <w:p>
@@ -3301,7 +4339,15 @@
         <w:t>We're going to</w:t>
       </w:r>
       <w:r>
-        <w:t xml:space="preserve"> use a little less this year. It’s a drought year. </w:t>
+        <w:t xml:space="preserve"> </w:t>
+      </w:r>
+      <w:proofErr w:type="gramStart"/>
+      <w:r>
+        <w:t>use</w:t>
+      </w:r>
+      <w:proofErr w:type="gramEnd"/>
+      <w:r>
+        <w:t xml:space="preserve"> a little less this year. It’s a drought year. </w:t>
       </w:r>
       <w:r>
         <w:t>It's</w:t>
@@ -3313,7 +4359,51 @@
         <w:t>maintenance</w:t>
       </w:r>
       <w:r>
-        <w:t xml:space="preserve"> on the farm and get paid for my farm while I do that so I will go back to 110. That is kinda close to the consumptive use in a median year. We will get by even though it’s a drought. That leaves me 49 k and I am going to sell. I want to sell quite a bit to make up for the water I am not using for crops. If I sell all of it I have nothing conserved for next year. I want money this year so I will sell alll of it. I am giving up a lot to do this in a drought so I will ask for 150. My first instinct.</w:t>
+        <w:t xml:space="preserve"> on the farm and get paid for my farm while I do that so I will go back to 110. That is </w:t>
+      </w:r>
+      <w:r>
+        <w:t>kind of</w:t>
+      </w:r>
+      <w:r>
+        <w:t xml:space="preserve"> close to the consumptive use in a median year. We will get by even though it’s a drought. That leaves me 49 </w:t>
+      </w:r>
+      <w:proofErr w:type="gramStart"/>
+      <w:r>
+        <w:t>k</w:t>
+      </w:r>
+      <w:proofErr w:type="gramEnd"/>
+      <w:r>
+        <w:t xml:space="preserve"> and I am going to sell. I want to sell quite a bit to make up for the water I am not using for crops. If I sell </w:t>
+      </w:r>
+      <w:proofErr w:type="gramStart"/>
+      <w:r>
+        <w:t>all of</w:t>
+      </w:r>
+      <w:proofErr w:type="gramEnd"/>
+      <w:r>
+        <w:t xml:space="preserve"> </w:t>
+      </w:r>
+      <w:proofErr w:type="gramStart"/>
+      <w:r>
+        <w:t>it</w:t>
+      </w:r>
+      <w:proofErr w:type="gramEnd"/>
+      <w:r>
+        <w:t xml:space="preserve"> I </w:t>
+      </w:r>
+      <w:proofErr w:type="gramStart"/>
+      <w:r>
+        <w:t>have</w:t>
+      </w:r>
+      <w:proofErr w:type="gramEnd"/>
+      <w:r>
+        <w:t xml:space="preserve"> nothing conserved for next year. I want money this year so I will sell </w:t>
+      </w:r>
+      <w:r>
+        <w:t>all</w:t>
+      </w:r>
+      <w:r>
+        <w:t xml:space="preserve"> of it. I am giving up a lot to do this in a drought so I will ask for 150. My first instinct.</w:t>
       </w:r>
     </w:p>
     <w:p>
@@ -3388,7 +4478,23 @@
         <w:t>P24:</w:t>
       </w:r>
       <w:r>
-        <w:t xml:space="preserve"> Makes sense to me. I mean yeah I’ll do it. Oh wait that’s less than. How about 125?</w:t>
+        <w:t xml:space="preserve"> Makes sense to me. I mean </w:t>
+      </w:r>
+      <w:proofErr w:type="gramStart"/>
+      <w:r>
+        <w:t>yeah</w:t>
+      </w:r>
+      <w:proofErr w:type="gramEnd"/>
+      <w:r>
+        <w:t xml:space="preserve"> I’ll do it. </w:t>
+      </w:r>
+      <w:proofErr w:type="gramStart"/>
+      <w:r>
+        <w:t>Oh</w:t>
+      </w:r>
+      <w:proofErr w:type="gramEnd"/>
+      <w:r>
+        <w:t xml:space="preserve"> wait that’s less than. How about 125?</w:t>
       </w:r>
     </w:p>
     <w:p>
@@ -3420,7 +4526,15 @@
         <w:t>P24:</w:t>
       </w:r>
       <w:r>
-        <w:t xml:space="preserve"> I felt pressure. We have 41 mill left and we are not even through year 3 so we have less than half the budget and we haven’t calculated year 3 yet so we need to be stingy.</w:t>
+        <w:t xml:space="preserve"> I felt pressure. We have 41 </w:t>
+      </w:r>
+      <w:proofErr w:type="gramStart"/>
+      <w:r>
+        <w:t>mill</w:t>
+      </w:r>
+      <w:proofErr w:type="gramEnd"/>
+      <w:r>
+        <w:t xml:space="preserve"> left and we are not even through year 3 so we have less than half the budget and we haven’t calculated year 3 yet so we need to be stingy.</w:t>
       </w:r>
     </w:p>
     <w:p>
@@ -3477,7 +4591,15 @@
         <w:t>more</w:t>
       </w:r>
       <w:r>
-        <w:t xml:space="preserve"> water to the bank.</w:t>
+        <w:t xml:space="preserve"> water </w:t>
+      </w:r>
+      <w:proofErr w:type="gramStart"/>
+      <w:r>
+        <w:t>to</w:t>
+      </w:r>
+      <w:proofErr w:type="gramEnd"/>
+      <w:r>
+        <w:t xml:space="preserve"> the bank.</w:t>
       </w:r>
     </w:p>
     <w:p>
@@ -3541,7 +4663,23 @@
         <w:t>P25:</w:t>
       </w:r>
       <w:r>
-        <w:t xml:space="preserve"> Yeah i will sell all of it.</w:t>
+        <w:t xml:space="preserve"> </w:t>
+      </w:r>
+      <w:proofErr w:type="gramStart"/>
+      <w:r>
+        <w:t>Yeah</w:t>
+      </w:r>
+      <w:proofErr w:type="gramEnd"/>
+      <w:r>
+        <w:t xml:space="preserve"> </w:t>
+      </w:r>
+      <w:proofErr w:type="spellStart"/>
+      <w:r>
+        <w:t>i</w:t>
+      </w:r>
+      <w:proofErr w:type="spellEnd"/>
+      <w:r>
+        <w:t xml:space="preserve"> will sell all of it.</w:t>
       </w:r>
     </w:p>
     <w:p>
@@ -3581,7 +4719,6 @@
           <w:b/>
           <w:bCs/>
         </w:rPr>
-        <w:lastRenderedPageBreak/>
         <w:t>Why Made Choices?</w:t>
       </w:r>
     </w:p>
@@ -3719,7 +4856,21 @@
         <w:rPr>
           <w:rFonts w:ascii="Calibri" w:hAnsi="Calibri" w:cs="Calibri"/>
         </w:rPr>
-        <w:t xml:space="preserve">ey still need to be able to live and make an income and ive. </w:t>
+        <w:t xml:space="preserve">ey still need to be able to live and make an income and </w:t>
+      </w:r>
+      <w:proofErr w:type="spellStart"/>
+      <w:r>
+        <w:rPr>
+          <w:rFonts w:ascii="Calibri" w:hAnsi="Calibri" w:cs="Calibri"/>
+        </w:rPr>
+        <w:t>ive</w:t>
+      </w:r>
+      <w:proofErr w:type="spellEnd"/>
+      <w:r>
+        <w:rPr>
+          <w:rFonts w:ascii="Calibri" w:hAnsi="Calibri" w:cs="Calibri"/>
+        </w:rPr>
+        <w:t xml:space="preserve">. </w:t>
       </w:r>
       <w:r>
         <w:rPr>
@@ -3731,7 +4882,21 @@
         <w:rPr>
           <w:rFonts w:ascii="Calibri" w:hAnsi="Calibri" w:cs="Calibri"/>
         </w:rPr>
-        <w:t xml:space="preserve"> seen it that way and not from the bank. Opened up my scope to negotiations instead of having a flat rate across the board from a given </w:t>
+        <w:t xml:space="preserve"> seen it that way and not from the bank. </w:t>
+      </w:r>
+      <w:proofErr w:type="gramStart"/>
+      <w:r>
+        <w:rPr>
+          <w:rFonts w:ascii="Calibri" w:hAnsi="Calibri" w:cs="Calibri"/>
+        </w:rPr>
+        <w:t>Opened up</w:t>
+      </w:r>
+      <w:proofErr w:type="gramEnd"/>
+      <w:r>
+        <w:rPr>
+          <w:rFonts w:ascii="Calibri" w:hAnsi="Calibri" w:cs="Calibri"/>
+        </w:rPr>
+        <w:t xml:space="preserve"> my scope to negotiations instead of having a flat rate across the board from a given </w:t>
       </w:r>
       <w:r>
         <w:rPr>
@@ -3901,7 +5066,49 @@
         <w:rPr>
           <w:rFonts w:ascii="Calibri" w:hAnsi="Calibri" w:cs="Calibri"/>
         </w:rPr>
-        <w:t xml:space="preserve"> bank doesnt have enough money what is the solution. </w:t>
+        <w:t xml:space="preserve"> bank </w:t>
+      </w:r>
+      <w:proofErr w:type="spellStart"/>
+      <w:r>
+        <w:rPr>
+          <w:rFonts w:ascii="Calibri" w:hAnsi="Calibri" w:cs="Calibri"/>
+        </w:rPr>
+        <w:t>doesnt</w:t>
+      </w:r>
+      <w:proofErr w:type="spellEnd"/>
+      <w:r>
+        <w:rPr>
+          <w:rFonts w:ascii="Calibri" w:hAnsi="Calibri" w:cs="Calibri"/>
+        </w:rPr>
+        <w:t xml:space="preserve"> have enough </w:t>
+      </w:r>
+      <w:proofErr w:type="gramStart"/>
+      <w:r>
+        <w:rPr>
+          <w:rFonts w:ascii="Calibri" w:hAnsi="Calibri" w:cs="Calibri"/>
+        </w:rPr>
+        <w:t>money</w:t>
+      </w:r>
+      <w:proofErr w:type="gramEnd"/>
+      <w:r>
+        <w:rPr>
+          <w:rFonts w:ascii="Calibri" w:hAnsi="Calibri" w:cs="Calibri"/>
+        </w:rPr>
+        <w:t xml:space="preserve"> what </w:t>
+      </w:r>
+      <w:proofErr w:type="gramStart"/>
+      <w:r>
+        <w:rPr>
+          <w:rFonts w:ascii="Calibri" w:hAnsi="Calibri" w:cs="Calibri"/>
+        </w:rPr>
+        <w:t>is the solution</w:t>
+      </w:r>
+      <w:proofErr w:type="gramEnd"/>
+      <w:r>
+        <w:rPr>
+          <w:rFonts w:ascii="Calibri" w:hAnsi="Calibri" w:cs="Calibri"/>
+        </w:rPr>
+        <w:t xml:space="preserve">. </w:t>
       </w:r>
       <w:r>
         <w:rPr>
@@ -3913,7 +5120,21 @@
         <w:rPr>
           <w:rFonts w:ascii="Calibri" w:hAnsi="Calibri" w:cs="Calibri"/>
         </w:rPr>
-        <w:t xml:space="preserve"> has to </w:t>
+        <w:t xml:space="preserve"> </w:t>
+      </w:r>
+      <w:proofErr w:type="gramStart"/>
+      <w:r>
+        <w:rPr>
+          <w:rFonts w:ascii="Calibri" w:hAnsi="Calibri" w:cs="Calibri"/>
+        </w:rPr>
+        <w:t>has to</w:t>
+      </w:r>
+      <w:proofErr w:type="gramEnd"/>
+      <w:r>
+        <w:rPr>
+          <w:rFonts w:ascii="Calibri" w:hAnsi="Calibri" w:cs="Calibri"/>
+        </w:rPr>
+        <w:t xml:space="preserve"> </w:t>
       </w:r>
       <w:r>
         <w:rPr>
@@ -3949,7 +5170,37 @@
         <w:rPr>
           <w:rFonts w:ascii="Calibri" w:hAnsi="Calibri" w:cs="Calibri"/>
         </w:rPr>
-        <w:t xml:space="preserve"> rather than grow alfalfa. Would be useful if you need to do repairs on the farm. Bank cant afford </w:t>
+        <w:t xml:space="preserve"> rather than grow alfalfa. Would be useful if you </w:t>
+      </w:r>
+      <w:proofErr w:type="gramStart"/>
+      <w:r>
+        <w:rPr>
+          <w:rFonts w:ascii="Calibri" w:hAnsi="Calibri" w:cs="Calibri"/>
+        </w:rPr>
+        <w:t>need</w:t>
+      </w:r>
+      <w:proofErr w:type="gramEnd"/>
+      <w:r>
+        <w:rPr>
+          <w:rFonts w:ascii="Calibri" w:hAnsi="Calibri" w:cs="Calibri"/>
+        </w:rPr>
+        <w:t xml:space="preserve"> to do repairs on the farm. Bank </w:t>
+      </w:r>
+      <w:proofErr w:type="spellStart"/>
+      <w:proofErr w:type="gramStart"/>
+      <w:r>
+        <w:rPr>
+          <w:rFonts w:ascii="Calibri" w:hAnsi="Calibri" w:cs="Calibri"/>
+        </w:rPr>
+        <w:t>cant</w:t>
+      </w:r>
+      <w:proofErr w:type="spellEnd"/>
+      <w:proofErr w:type="gramEnd"/>
+      <w:r>
+        <w:rPr>
+          <w:rFonts w:ascii="Calibri" w:hAnsi="Calibri" w:cs="Calibri"/>
+        </w:rPr>
+        <w:t xml:space="preserve"> afford </w:t>
       </w:r>
       <w:r>
         <w:rPr>
@@ -4034,7 +5285,98 @@
         <w:t>P24:</w:t>
       </w:r>
       <w:r>
-        <w:t xml:space="preserve"> I don’t know if it would work just because of administrative differences and how water rights are set up in the different states. That would be challenging but maybe it’s what has to be done and needs more attention. Admistrative differences aree how ground and survface water is treated and how water rights work and different uses and how states handle them. It would be complicated to have a simple trading system like the ones that already exist within their states also who would run that and be in charge of the bank? It would be challenging but I could see programs that allow trades in the same state like save the GSL bank. Maybne what would work is a bank that has a goal of saving GSL where water rights or shares or assets are traded individuall state but are working for the same goal and atre trading for the same goal maybe simillary price negotiations. I don’t know if that is feasible.</w:t>
+        <w:t xml:space="preserve"> I don’t know if it would work just because of administrative differences and how water rights are set up in </w:t>
+      </w:r>
+      <w:proofErr w:type="gramStart"/>
+      <w:r>
+        <w:t>the different</w:t>
+      </w:r>
+      <w:proofErr w:type="gramEnd"/>
+      <w:r>
+        <w:t xml:space="preserve"> states. That would be challenging but maybe it’s what </w:t>
+      </w:r>
+      <w:proofErr w:type="gramStart"/>
+      <w:r>
+        <w:t>has to</w:t>
+      </w:r>
+      <w:proofErr w:type="gramEnd"/>
+      <w:r>
+        <w:t xml:space="preserve"> be done and needs more attention. Admi</w:t>
+      </w:r>
+      <w:r>
+        <w:t>ni</w:t>
+      </w:r>
+      <w:r>
+        <w:t xml:space="preserve">strative differences </w:t>
+      </w:r>
+      <w:r>
+        <w:t>are</w:t>
+      </w:r>
+      <w:r>
+        <w:t xml:space="preserve"> how ground and </w:t>
+      </w:r>
+      <w:proofErr w:type="spellStart"/>
+      <w:r>
+        <w:t>survface</w:t>
+      </w:r>
+      <w:proofErr w:type="spellEnd"/>
+      <w:r>
+        <w:t xml:space="preserve"> water is treated and how water rights work and different uses and how states handle them. It would be complicated to have a simple trading system like the ones that already exist within their states also who would run that and </w:t>
+      </w:r>
+      <w:proofErr w:type="gramStart"/>
+      <w:r>
+        <w:t>be in charge of</w:t>
+      </w:r>
+      <w:proofErr w:type="gramEnd"/>
+      <w:r>
+        <w:t xml:space="preserve"> the bank? It would be challenging but I could see programs that allow trades in the same state </w:t>
+      </w:r>
+      <w:proofErr w:type="gramStart"/>
+      <w:r>
+        <w:t>like</w:t>
+      </w:r>
+      <w:proofErr w:type="gramEnd"/>
+      <w:r>
+        <w:t xml:space="preserve"> </w:t>
+      </w:r>
+      <w:proofErr w:type="gramStart"/>
+      <w:r>
+        <w:t>save</w:t>
+      </w:r>
+      <w:proofErr w:type="gramEnd"/>
+      <w:r>
+        <w:t xml:space="preserve"> the GSL bank. </w:t>
+      </w:r>
+      <w:r>
+        <w:t>Maybe</w:t>
+      </w:r>
+      <w:r>
+        <w:t xml:space="preserve"> what would work is a bank that has a goal of saving GSL where water rights or shares or assets are traded </w:t>
+      </w:r>
+      <w:proofErr w:type="gramStart"/>
+      <w:r>
+        <w:t>individual</w:t>
+      </w:r>
+      <w:r>
+        <w:t xml:space="preserve"> state</w:t>
+      </w:r>
+      <w:proofErr w:type="gramEnd"/>
+      <w:r>
+        <w:t xml:space="preserve"> but are working for the same goal and </w:t>
+      </w:r>
+      <w:proofErr w:type="spellStart"/>
+      <w:r>
+        <w:t>atre</w:t>
+      </w:r>
+      <w:proofErr w:type="spellEnd"/>
+      <w:r>
+        <w:t xml:space="preserve"> trading for the same goal maybe </w:t>
+      </w:r>
+      <w:r>
+        <w:t>similarly</w:t>
+      </w:r>
+      <w:r>
+        <w:t xml:space="preserve"> price negotiations. I don’t know if that is feasible.</w:t>
       </w:r>
     </w:p>
     <w:p>
@@ -4050,7 +5392,13 @@
         <w:t>P25:</w:t>
       </w:r>
       <w:r>
-        <w:t xml:space="preserve"> Is this exersize would be a true water bank or a leasing?</w:t>
+        <w:t xml:space="preserve"> Is this </w:t>
+      </w:r>
+      <w:r>
+        <w:t>exercise</w:t>
+      </w:r>
+      <w:r>
+        <w:t xml:space="preserve"> would be a true water bank or a leasing?</w:t>
       </w:r>
     </w:p>
     <w:p>
@@ -4066,7 +5414,15 @@
         <w:t>R:</w:t>
       </w:r>
       <w:r>
-        <w:t xml:space="preserve"> kind of a leasing.</w:t>
+        <w:t xml:space="preserve"> kind of </w:t>
+      </w:r>
+      <w:proofErr w:type="gramStart"/>
+      <w:r>
+        <w:t>a leasing</w:t>
+      </w:r>
+      <w:proofErr w:type="gramEnd"/>
+      <w:r>
+        <w:t>.</w:t>
       </w:r>
     </w:p>
     <w:p>
@@ -4082,7 +5438,21 @@
         <w:t>P25:</w:t>
       </w:r>
       <w:r>
-        <w:t xml:space="preserve"> I was thinking if there was an entity that could lease wwater from 3 different states so that other water users can’t come in. Leasing program specifically for GSL</w:t>
+        <w:t xml:space="preserve"> I was </w:t>
+      </w:r>
+      <w:proofErr w:type="gramStart"/>
+      <w:r>
+        <w:t>thinking</w:t>
+      </w:r>
+      <w:proofErr w:type="gramEnd"/>
+      <w:r>
+        <w:t xml:space="preserve"> if there was an entity that could lease </w:t>
+      </w:r>
+      <w:r>
+        <w:t>water</w:t>
+      </w:r>
+      <w:r>
+        <w:t xml:space="preserve"> from 3 different states so that other water users can’t come in. Leasing program specifically for GSL</w:t>
       </w:r>
     </w:p>
     <w:p>
@@ -4098,7 +5468,27 @@
         <w:t>P24:</w:t>
       </w:r>
       <w:r>
-        <w:t xml:space="preserve"> another banking style in ID that happens is people who have excess water can put it up in a rental pool and if it doesn’t but if they have access liek I have extra water and it’s a way for people to make available water. They are jsut putting up the water if they are not using it for 1 year.</w:t>
+        <w:t xml:space="preserve"> </w:t>
+      </w:r>
+      <w:proofErr w:type="gramStart"/>
+      <w:r>
+        <w:t>another</w:t>
+      </w:r>
+      <w:proofErr w:type="gramEnd"/>
+      <w:r>
+        <w:t xml:space="preserve"> banking style in ID that happens is people who have excess water can put it up in a rental pool and if it doesn’t but if they have access </w:t>
+      </w:r>
+      <w:r>
+        <w:t>like</w:t>
+      </w:r>
+      <w:r>
+        <w:t xml:space="preserve"> I have extra water and it’s a way for people to make available water. They are </w:t>
+      </w:r>
+      <w:r>
+        <w:t>just</w:t>
+      </w:r>
+      <w:r>
+        <w:t xml:space="preserve"> putting up the water if they are not using it for 1 year.</w:t>
       </w:r>
     </w:p>
     <w:p>
@@ -4114,11 +5504,53 @@
         <w:t>P25:</w:t>
       </w:r>
       <w:r>
-        <w:t xml:space="preserve"> I think it is acceptable but it would have to have specific boudnaires and limitations and who can access it and what it can do. I don’t know how to make it feasible. I would hope </w:t>
-      </w:r>
-      <w:r>
-        <w:lastRenderedPageBreak/>
-        <w:t>that if it’s just 1 year volume of water. It is easier than buying a water right. I wonder could this offer enough money of water for ID and WY. Cause they don’t care about GSL.</w:t>
+        <w:t xml:space="preserve"> I think it is </w:t>
+      </w:r>
+      <w:proofErr w:type="gramStart"/>
+      <w:r>
+        <w:t>acceptable</w:t>
+      </w:r>
+      <w:proofErr w:type="gramEnd"/>
+      <w:r>
+        <w:t xml:space="preserve"> but it would have to have specific </w:t>
+      </w:r>
+      <w:r>
+        <w:t>boundaries</w:t>
+      </w:r>
+      <w:r>
+        <w:t xml:space="preserve"> and limitations and who can access it and what it can do. I don’t know how to make it feasible. I would hope that if it’s just 1 </w:t>
+      </w:r>
+      <w:proofErr w:type="gramStart"/>
+      <w:r>
+        <w:t>year</w:t>
+      </w:r>
+      <w:proofErr w:type="gramEnd"/>
+      <w:r>
+        <w:t xml:space="preserve"> volume of water. It is easier than buying </w:t>
+      </w:r>
+      <w:proofErr w:type="gramStart"/>
+      <w:r>
+        <w:t>a water</w:t>
+      </w:r>
+      <w:proofErr w:type="gramEnd"/>
+      <w:r>
+        <w:t xml:space="preserve"> right. I wonder could this </w:t>
+      </w:r>
+      <w:proofErr w:type="gramStart"/>
+      <w:r>
+        <w:t>offer</w:t>
+      </w:r>
+      <w:proofErr w:type="gramEnd"/>
+      <w:r>
+        <w:t xml:space="preserve"> enough </w:t>
+      </w:r>
+      <w:proofErr w:type="gramStart"/>
+      <w:r>
+        <w:t>money of water</w:t>
+      </w:r>
+      <w:proofErr w:type="gramEnd"/>
+      <w:r>
+        <w:t xml:space="preserve"> for ID and WY. Cause they don’t care about GSL.</w:t>
       </w:r>
     </w:p>
     <w:p>
@@ -4177,7 +5609,77 @@
         <w:rPr>
           <w:rFonts w:ascii="Calibri" w:hAnsi="Calibri" w:cs="Calibri"/>
         </w:rPr>
-        <w:t xml:space="preserve"> I don’t thnik . Id’t a collective effort. If it was one entities responsibility it woulldn’t work. I love there is a motivation to do it, but it would take everyone prioritizes it it would work, but not everyone would and people would prioritze income and I would too. It would not work if it was not prioritized and important to everyone</w:t>
+        <w:t xml:space="preserve"> I </w:t>
+      </w:r>
+      <w:r>
+        <w:rPr>
+          <w:rFonts w:ascii="Calibri" w:hAnsi="Calibri" w:cs="Calibri"/>
+        </w:rPr>
+        <w:t>think</w:t>
+      </w:r>
+      <w:r>
+        <w:rPr>
+          <w:rFonts w:ascii="Calibri" w:hAnsi="Calibri" w:cs="Calibri"/>
+        </w:rPr>
+        <w:t xml:space="preserve"> it’s </w:t>
+      </w:r>
+      <w:r>
+        <w:rPr>
+          <w:rFonts w:ascii="Calibri" w:hAnsi="Calibri" w:cs="Calibri"/>
+        </w:rPr>
+        <w:t xml:space="preserve">a collective effort. If it was </w:t>
+      </w:r>
+      <w:proofErr w:type="gramStart"/>
+      <w:r>
+        <w:rPr>
+          <w:rFonts w:ascii="Calibri" w:hAnsi="Calibri" w:cs="Calibri"/>
+        </w:rPr>
+        <w:t>one</w:t>
+      </w:r>
+      <w:proofErr w:type="gramEnd"/>
+      <w:r>
+        <w:rPr>
+          <w:rFonts w:ascii="Calibri" w:hAnsi="Calibri" w:cs="Calibri"/>
+        </w:rPr>
+        <w:t xml:space="preserve"> </w:t>
+      </w:r>
+      <w:proofErr w:type="gramStart"/>
+      <w:r>
+        <w:rPr>
+          <w:rFonts w:ascii="Calibri" w:hAnsi="Calibri" w:cs="Calibri"/>
+        </w:rPr>
+        <w:t>entities</w:t>
+      </w:r>
+      <w:proofErr w:type="gramEnd"/>
+      <w:r>
+        <w:rPr>
+          <w:rFonts w:ascii="Calibri" w:hAnsi="Calibri" w:cs="Calibri"/>
+        </w:rPr>
+        <w:t xml:space="preserve"> responsibility it </w:t>
+      </w:r>
+      <w:r>
+        <w:rPr>
+          <w:rFonts w:ascii="Calibri" w:hAnsi="Calibri" w:cs="Calibri"/>
+        </w:rPr>
+        <w:t>wouldn’t</w:t>
+      </w:r>
+      <w:r>
+        <w:rPr>
+          <w:rFonts w:ascii="Calibri" w:hAnsi="Calibri" w:cs="Calibri"/>
+        </w:rPr>
+        <w:t xml:space="preserve"> work. I love there is a motivation to do it, but it would take everyone prioritizes it would work, but not everyone would and people would </w:t>
+      </w:r>
+      <w:r>
+        <w:rPr>
+          <w:rFonts w:ascii="Calibri" w:hAnsi="Calibri" w:cs="Calibri"/>
+        </w:rPr>
+        <w:t>prioritize</w:t>
+      </w:r>
+      <w:r>
+        <w:rPr>
+          <w:rFonts w:ascii="Calibri" w:hAnsi="Calibri" w:cs="Calibri"/>
+        </w:rPr>
+        <w:t xml:space="preserve"> income and I would too. It would not work if it was not prioritized and important to everyone</w:t>
       </w:r>
     </w:p>
     <w:p>
@@ -4202,7 +5704,123 @@
         <w:rPr>
           <w:rFonts w:ascii="Calibri" w:hAnsi="Calibri" w:cs="Calibri"/>
         </w:rPr>
-        <w:t xml:space="preserve"> I agree. That is a hard quesiton to answer. Commisoners office wsays everyone will have to reduce 10% and they tryly mean everyone in the state. I agree if is the states responsibility if htey keep pushibng growth and industry. They are not leagally responsible.</w:t>
+        <w:t xml:space="preserve"> I agree. That is a hard </w:t>
+      </w:r>
+      <w:r>
+        <w:rPr>
+          <w:rFonts w:ascii="Calibri" w:hAnsi="Calibri" w:cs="Calibri"/>
+        </w:rPr>
+        <w:t>question</w:t>
+      </w:r>
+      <w:r>
+        <w:rPr>
+          <w:rFonts w:ascii="Calibri" w:hAnsi="Calibri" w:cs="Calibri"/>
+        </w:rPr>
+        <w:t xml:space="preserve"> to answer. </w:t>
+      </w:r>
+      <w:proofErr w:type="gramStart"/>
+      <w:r>
+        <w:rPr>
+          <w:rFonts w:ascii="Calibri" w:hAnsi="Calibri" w:cs="Calibri"/>
+        </w:rPr>
+        <w:t>Commissioners</w:t>
+      </w:r>
+      <w:proofErr w:type="gramEnd"/>
+      <w:r>
+        <w:rPr>
+          <w:rFonts w:ascii="Calibri" w:hAnsi="Calibri" w:cs="Calibri"/>
+        </w:rPr>
+        <w:t xml:space="preserve"> office </w:t>
+      </w:r>
+      <w:r>
+        <w:rPr>
+          <w:rFonts w:ascii="Calibri" w:hAnsi="Calibri" w:cs="Calibri"/>
+        </w:rPr>
+        <w:t>ways</w:t>
+      </w:r>
+      <w:r>
+        <w:rPr>
+          <w:rFonts w:ascii="Calibri" w:hAnsi="Calibri" w:cs="Calibri"/>
+        </w:rPr>
+        <w:t xml:space="preserve"> everyone will have to reduce 10% and they </w:t>
+      </w:r>
+      <w:r>
+        <w:rPr>
+          <w:rFonts w:ascii="Calibri" w:hAnsi="Calibri" w:cs="Calibri"/>
+        </w:rPr>
+        <w:t>truly</w:t>
+      </w:r>
+      <w:r>
+        <w:rPr>
+          <w:rFonts w:ascii="Calibri" w:hAnsi="Calibri" w:cs="Calibri"/>
+        </w:rPr>
+        <w:t xml:space="preserve"> mean everyone in the state. I agree </w:t>
+      </w:r>
+      <w:proofErr w:type="spellStart"/>
+      <w:r>
+        <w:rPr>
+          <w:rFonts w:ascii="Calibri" w:hAnsi="Calibri" w:cs="Calibri"/>
+        </w:rPr>
+        <w:t>if</w:t>
+      </w:r>
+      <w:proofErr w:type="spellEnd"/>
+      <w:r>
+        <w:rPr>
+          <w:rFonts w:ascii="Calibri" w:hAnsi="Calibri" w:cs="Calibri"/>
+        </w:rPr>
+        <w:t xml:space="preserve"> is the </w:t>
+      </w:r>
+      <w:proofErr w:type="spellStart"/>
+      <w:proofErr w:type="gramStart"/>
+      <w:r>
+        <w:rPr>
+          <w:rFonts w:ascii="Calibri" w:hAnsi="Calibri" w:cs="Calibri"/>
+        </w:rPr>
+        <w:t>states</w:t>
+      </w:r>
+      <w:proofErr w:type="spellEnd"/>
+      <w:proofErr w:type="gramEnd"/>
+      <w:r>
+        <w:rPr>
+          <w:rFonts w:ascii="Calibri" w:hAnsi="Calibri" w:cs="Calibri"/>
+        </w:rPr>
+        <w:t xml:space="preserve"> responsibility if </w:t>
+      </w:r>
+      <w:r>
+        <w:rPr>
+          <w:rFonts w:ascii="Calibri" w:hAnsi="Calibri" w:cs="Calibri"/>
+        </w:rPr>
+        <w:t>they</w:t>
+      </w:r>
+      <w:r>
+        <w:rPr>
+          <w:rFonts w:ascii="Calibri" w:hAnsi="Calibri" w:cs="Calibri"/>
+        </w:rPr>
+        <w:t xml:space="preserve"> keep </w:t>
+      </w:r>
+      <w:r>
+        <w:rPr>
+          <w:rFonts w:ascii="Calibri" w:hAnsi="Calibri" w:cs="Calibri"/>
+        </w:rPr>
+        <w:t>pushing</w:t>
+      </w:r>
+      <w:r>
+        <w:rPr>
+          <w:rFonts w:ascii="Calibri" w:hAnsi="Calibri" w:cs="Calibri"/>
+        </w:rPr>
+        <w:t xml:space="preserve"> growth and industry. They are not </w:t>
+      </w:r>
+      <w:r>
+        <w:rPr>
+          <w:rFonts w:ascii="Calibri" w:hAnsi="Calibri" w:cs="Calibri"/>
+        </w:rPr>
+        <w:t>legally</w:t>
+      </w:r>
+      <w:r>
+        <w:rPr>
+          <w:rFonts w:ascii="Calibri" w:hAnsi="Calibri" w:cs="Calibri"/>
+        </w:rPr>
+        <w:t xml:space="preserve"> responsible.</w:t>
       </w:r>
     </w:p>
     <w:p>
@@ -4227,7 +5845,215 @@
         <w:rPr>
           <w:rFonts w:ascii="Calibri" w:hAnsi="Calibri" w:cs="Calibri"/>
         </w:rPr>
-        <w:t xml:space="preserve"> Thats a good point. Developement andf growth in the state is a really good aspect. Are we conserving for the gsl or for growth and if we are conserving for growwht gsl wont get any better. If we develop e and these health probelems keepe showing up then why are we growing. I was talking to collegue and he said its great we are taling about ho wto conserve but we need to talk about why we are conserving. Data centers and things are not moving us forward in </w:t>
+        <w:t xml:space="preserve"> </w:t>
+      </w:r>
+      <w:r>
+        <w:rPr>
+          <w:rFonts w:ascii="Calibri" w:hAnsi="Calibri" w:cs="Calibri"/>
+        </w:rPr>
+        <w:t>That’s</w:t>
+      </w:r>
+      <w:r>
+        <w:rPr>
+          <w:rFonts w:ascii="Calibri" w:hAnsi="Calibri" w:cs="Calibri"/>
+        </w:rPr>
+        <w:t xml:space="preserve"> a good point. </w:t>
+      </w:r>
+      <w:r>
+        <w:rPr>
+          <w:rFonts w:ascii="Calibri" w:hAnsi="Calibri" w:cs="Calibri"/>
+        </w:rPr>
+        <w:t>Development</w:t>
+      </w:r>
+      <w:r>
+        <w:rPr>
+          <w:rFonts w:ascii="Calibri" w:hAnsi="Calibri" w:cs="Calibri"/>
+        </w:rPr>
+        <w:t xml:space="preserve"> </w:t>
+      </w:r>
+      <w:r>
+        <w:rPr>
+          <w:rFonts w:ascii="Calibri" w:hAnsi="Calibri" w:cs="Calibri"/>
+        </w:rPr>
+        <w:t>and</w:t>
+      </w:r>
+      <w:r>
+        <w:rPr>
+          <w:rFonts w:ascii="Calibri" w:hAnsi="Calibri" w:cs="Calibri"/>
+        </w:rPr>
+        <w:t xml:space="preserve"> growth in the state is a </w:t>
+      </w:r>
+      <w:proofErr w:type="gramStart"/>
+      <w:r>
+        <w:rPr>
+          <w:rFonts w:ascii="Calibri" w:hAnsi="Calibri" w:cs="Calibri"/>
+        </w:rPr>
+        <w:t>really good</w:t>
+      </w:r>
+      <w:proofErr w:type="gramEnd"/>
+      <w:r>
+        <w:rPr>
+          <w:rFonts w:ascii="Calibri" w:hAnsi="Calibri" w:cs="Calibri"/>
+        </w:rPr>
+        <w:t xml:space="preserve"> aspect. Are we conserving for the </w:t>
+      </w:r>
+      <w:proofErr w:type="spellStart"/>
+      <w:r>
+        <w:rPr>
+          <w:rFonts w:ascii="Calibri" w:hAnsi="Calibri" w:cs="Calibri"/>
+        </w:rPr>
+        <w:t>gsl</w:t>
+      </w:r>
+      <w:proofErr w:type="spellEnd"/>
+      <w:r>
+        <w:rPr>
+          <w:rFonts w:ascii="Calibri" w:hAnsi="Calibri" w:cs="Calibri"/>
+        </w:rPr>
+        <w:t xml:space="preserve"> or for growth and if we are conserving for </w:t>
+      </w:r>
+      <w:r>
+        <w:rPr>
+          <w:rFonts w:ascii="Calibri" w:hAnsi="Calibri" w:cs="Calibri"/>
+        </w:rPr>
+        <w:t>growth</w:t>
+      </w:r>
+      <w:r>
+        <w:rPr>
+          <w:rFonts w:ascii="Calibri" w:hAnsi="Calibri" w:cs="Calibri"/>
+        </w:rPr>
+        <w:t xml:space="preserve"> </w:t>
+      </w:r>
+      <w:r>
+        <w:rPr>
+          <w:rFonts w:ascii="Calibri" w:hAnsi="Calibri" w:cs="Calibri"/>
+        </w:rPr>
+        <w:t>GSL</w:t>
+      </w:r>
+      <w:r>
+        <w:rPr>
+          <w:rFonts w:ascii="Calibri" w:hAnsi="Calibri" w:cs="Calibri"/>
+        </w:rPr>
+        <w:t xml:space="preserve"> </w:t>
+      </w:r>
+      <w:proofErr w:type="spellStart"/>
+      <w:proofErr w:type="gramStart"/>
+      <w:r>
+        <w:rPr>
+          <w:rFonts w:ascii="Calibri" w:hAnsi="Calibri" w:cs="Calibri"/>
+        </w:rPr>
+        <w:t>wont</w:t>
+      </w:r>
+      <w:proofErr w:type="spellEnd"/>
+      <w:proofErr w:type="gramEnd"/>
+      <w:r>
+        <w:rPr>
+          <w:rFonts w:ascii="Calibri" w:hAnsi="Calibri" w:cs="Calibri"/>
+        </w:rPr>
+        <w:t xml:space="preserve"> get any better. If we </w:t>
+      </w:r>
+      <w:proofErr w:type="gramStart"/>
+      <w:r>
+        <w:rPr>
+          <w:rFonts w:ascii="Calibri" w:hAnsi="Calibri" w:cs="Calibri"/>
+        </w:rPr>
+        <w:t>develop e</w:t>
+      </w:r>
+      <w:proofErr w:type="gramEnd"/>
+      <w:r>
+        <w:rPr>
+          <w:rFonts w:ascii="Calibri" w:hAnsi="Calibri" w:cs="Calibri"/>
+        </w:rPr>
+        <w:t xml:space="preserve"> and these health </w:t>
+      </w:r>
+      <w:r>
+        <w:rPr>
+          <w:rFonts w:ascii="Calibri" w:hAnsi="Calibri" w:cs="Calibri"/>
+        </w:rPr>
+        <w:t>problems</w:t>
+      </w:r>
+      <w:r>
+        <w:rPr>
+          <w:rFonts w:ascii="Calibri" w:hAnsi="Calibri" w:cs="Calibri"/>
+        </w:rPr>
+        <w:t xml:space="preserve"> </w:t>
+      </w:r>
+      <w:r>
+        <w:rPr>
+          <w:rFonts w:ascii="Calibri" w:hAnsi="Calibri" w:cs="Calibri"/>
+        </w:rPr>
+        <w:t>keep</w:t>
+      </w:r>
+      <w:r>
+        <w:rPr>
+          <w:rFonts w:ascii="Calibri" w:hAnsi="Calibri" w:cs="Calibri"/>
+        </w:rPr>
+        <w:t xml:space="preserve"> showing </w:t>
+      </w:r>
+      <w:proofErr w:type="gramStart"/>
+      <w:r>
+        <w:rPr>
+          <w:rFonts w:ascii="Calibri" w:hAnsi="Calibri" w:cs="Calibri"/>
+        </w:rPr>
+        <w:t>up</w:t>
+      </w:r>
+      <w:proofErr w:type="gramEnd"/>
+      <w:r>
+        <w:rPr>
+          <w:rFonts w:ascii="Calibri" w:hAnsi="Calibri" w:cs="Calibri"/>
+        </w:rPr>
+        <w:t xml:space="preserve"> then why are we growing. I was talking to </w:t>
+      </w:r>
+      <w:proofErr w:type="gramStart"/>
+      <w:r>
+        <w:rPr>
+          <w:rFonts w:ascii="Calibri" w:hAnsi="Calibri" w:cs="Calibri"/>
+        </w:rPr>
+        <w:t>colleague</w:t>
+      </w:r>
+      <w:proofErr w:type="gramEnd"/>
+      <w:r>
+        <w:rPr>
+          <w:rFonts w:ascii="Calibri" w:hAnsi="Calibri" w:cs="Calibri"/>
+        </w:rPr>
+        <w:t xml:space="preserve"> and he said </w:t>
+      </w:r>
+      <w:proofErr w:type="gramStart"/>
+      <w:r>
+        <w:rPr>
+          <w:rFonts w:ascii="Calibri" w:hAnsi="Calibri" w:cs="Calibri"/>
+        </w:rPr>
+        <w:t>its</w:t>
+      </w:r>
+      <w:proofErr w:type="gramEnd"/>
+      <w:r>
+        <w:rPr>
+          <w:rFonts w:ascii="Calibri" w:hAnsi="Calibri" w:cs="Calibri"/>
+        </w:rPr>
+        <w:t xml:space="preserve"> great we are </w:t>
+      </w:r>
+      <w:r>
+        <w:rPr>
+          <w:rFonts w:ascii="Calibri" w:hAnsi="Calibri" w:cs="Calibri"/>
+        </w:rPr>
+        <w:t>talking</w:t>
+      </w:r>
+      <w:r>
+        <w:rPr>
+          <w:rFonts w:ascii="Calibri" w:hAnsi="Calibri" w:cs="Calibri"/>
+        </w:rPr>
+        <w:t xml:space="preserve"> about how</w:t>
+      </w:r>
+      <w:r>
+        <w:rPr>
+          <w:rFonts w:ascii="Calibri" w:hAnsi="Calibri" w:cs="Calibri"/>
+        </w:rPr>
+        <w:t xml:space="preserve"> </w:t>
+      </w:r>
+      <w:r>
+        <w:rPr>
+          <w:rFonts w:ascii="Calibri" w:hAnsi="Calibri" w:cs="Calibri"/>
+        </w:rPr>
+        <w:t xml:space="preserve">to conserve but we need to talk about why we are conserving. Data centers and things are not moving us forward in </w:t>
       </w:r>
     </w:p>
     <w:p>
@@ -4252,7 +6078,85 @@
         <w:rPr>
           <w:rFonts w:ascii="Calibri" w:hAnsi="Calibri" w:cs="Calibri"/>
         </w:rPr>
-        <w:t xml:space="preserve"> It is hard to pick one entiity that is responsible. When people conserve municipal water it is up to the provider to decide where that is going to go. I have seen a lot of rapid developenet to help GSL. COmissioners office is helping people realize we should sen our extra water there. It’s a trickhy topic.</w:t>
+        <w:t xml:space="preserve"> It is hard to pick one </w:t>
+      </w:r>
+      <w:r>
+        <w:rPr>
+          <w:rFonts w:ascii="Calibri" w:hAnsi="Calibri" w:cs="Calibri"/>
+        </w:rPr>
+        <w:t>entity</w:t>
+      </w:r>
+      <w:r>
+        <w:rPr>
+          <w:rFonts w:ascii="Calibri" w:hAnsi="Calibri" w:cs="Calibri"/>
+        </w:rPr>
+        <w:t xml:space="preserve"> that is responsible. When people conserve municipal </w:t>
+      </w:r>
+      <w:proofErr w:type="gramStart"/>
+      <w:r>
+        <w:rPr>
+          <w:rFonts w:ascii="Calibri" w:hAnsi="Calibri" w:cs="Calibri"/>
+        </w:rPr>
+        <w:t>water</w:t>
+      </w:r>
+      <w:proofErr w:type="gramEnd"/>
+      <w:r>
+        <w:rPr>
+          <w:rFonts w:ascii="Calibri" w:hAnsi="Calibri" w:cs="Calibri"/>
+        </w:rPr>
+        <w:t xml:space="preserve"> it is up to the provider to decide where that is going to go. I have seen a lot of rapid </w:t>
+      </w:r>
+      <w:r>
+        <w:rPr>
+          <w:rFonts w:ascii="Calibri" w:hAnsi="Calibri" w:cs="Calibri"/>
+        </w:rPr>
+        <w:t>development</w:t>
+      </w:r>
+      <w:r>
+        <w:rPr>
+          <w:rFonts w:ascii="Calibri" w:hAnsi="Calibri" w:cs="Calibri"/>
+        </w:rPr>
+        <w:t xml:space="preserve"> to help GSL. </w:t>
+      </w:r>
+      <w:proofErr w:type="gramStart"/>
+      <w:r>
+        <w:rPr>
+          <w:rFonts w:ascii="Calibri" w:hAnsi="Calibri" w:cs="Calibri"/>
+        </w:rPr>
+        <w:t>Commissioners</w:t>
+      </w:r>
+      <w:proofErr w:type="gramEnd"/>
+      <w:r>
+        <w:rPr>
+          <w:rFonts w:ascii="Calibri" w:hAnsi="Calibri" w:cs="Calibri"/>
+        </w:rPr>
+        <w:t xml:space="preserve"> office is helping people realize we should </w:t>
+      </w:r>
+      <w:proofErr w:type="spellStart"/>
+      <w:r>
+        <w:rPr>
+          <w:rFonts w:ascii="Calibri" w:hAnsi="Calibri" w:cs="Calibri"/>
+        </w:rPr>
+        <w:t>sen</w:t>
+      </w:r>
+      <w:proofErr w:type="spellEnd"/>
+      <w:r>
+        <w:rPr>
+          <w:rFonts w:ascii="Calibri" w:hAnsi="Calibri" w:cs="Calibri"/>
+        </w:rPr>
+        <w:t xml:space="preserve"> our extra water there. It’s a </w:t>
+      </w:r>
+      <w:r>
+        <w:rPr>
+          <w:rFonts w:ascii="Calibri" w:hAnsi="Calibri" w:cs="Calibri"/>
+        </w:rPr>
+        <w:t>tricky</w:t>
+      </w:r>
+      <w:r>
+        <w:rPr>
+          <w:rFonts w:ascii="Calibri" w:hAnsi="Calibri" w:cs="Calibri"/>
+        </w:rPr>
+        <w:t xml:space="preserve"> topic.</w:t>
       </w:r>
     </w:p>
     <w:p>
@@ -4298,9 +6202,11 @@
       <w:r>
         <w:t xml:space="preserve"> the </w:t>
       </w:r>
+      <w:proofErr w:type="gramStart"/>
       <w:r>
         <w:t>municipalities</w:t>
       </w:r>
+      <w:proofErr w:type="gramEnd"/>
       <w:r>
         <w:t xml:space="preserve"> but they are not using the most share in the basin. Unless UT is willing to come up with a lot of cash then I don’t </w:t>
       </w:r>
@@ -4327,13 +6233,47 @@
         <w:t>completely</w:t>
       </w:r>
       <w:r>
-        <w:t xml:space="preserve"> agree. It would have to be a too good to pass up opportunity for ag. Ag is using all the water. Its not </w:t>
+        <w:t xml:space="preserve"> agree. It would have to be </w:t>
+      </w:r>
+      <w:proofErr w:type="gramStart"/>
+      <w:r>
+        <w:t>a too</w:t>
+      </w:r>
+      <w:proofErr w:type="gramEnd"/>
+      <w:r>
+        <w:t xml:space="preserve"> good to pass up opportunity for </w:t>
+      </w:r>
+      <w:proofErr w:type="gramStart"/>
+      <w:r>
+        <w:t>ag</w:t>
+      </w:r>
+      <w:proofErr w:type="gramEnd"/>
+      <w:r>
+        <w:t xml:space="preserve">. Ag is using all the water. </w:t>
+      </w:r>
+      <w:proofErr w:type="spellStart"/>
+      <w:proofErr w:type="gramStart"/>
+      <w:r>
+        <w:t>Its</w:t>
+      </w:r>
+      <w:proofErr w:type="spellEnd"/>
+      <w:proofErr w:type="gramEnd"/>
+      <w:r>
+        <w:t xml:space="preserve"> not </w:t>
       </w:r>
       <w:r>
         <w:t>just</w:t>
       </w:r>
       <w:r>
-        <w:t xml:space="preserve"> about the money it</w:t>
+        <w:t xml:space="preserve"> about the </w:t>
+      </w:r>
+      <w:proofErr w:type="gramStart"/>
+      <w:r>
+        <w:t>money</w:t>
+      </w:r>
+      <w:proofErr w:type="gramEnd"/>
+      <w:r>
+        <w:t xml:space="preserve"> it</w:t>
       </w:r>
       <w:r>
         <w:t>’</w:t>
@@ -4345,7 +6285,27 @@
         <w:t>about</w:t>
       </w:r>
       <w:r>
-        <w:t xml:space="preserve"> family culture and history. It can’t be bare minimum money. Even then people are interedsted in carryinng on a tradition which I don’t think anything is wrong with that</w:t>
+        <w:t xml:space="preserve"> family culture and history. It can’t be bare minimum money. Even then people are </w:t>
+      </w:r>
+      <w:r>
+        <w:t>interested</w:t>
+      </w:r>
+      <w:r>
+        <w:t xml:space="preserve"> in </w:t>
+      </w:r>
+      <w:r>
+        <w:t>carrying</w:t>
+      </w:r>
+      <w:r>
+        <w:t xml:space="preserve"> on a tradition which I don’t </w:t>
+      </w:r>
+      <w:proofErr w:type="gramStart"/>
+      <w:r>
+        <w:t>think anything</w:t>
+      </w:r>
+      <w:proofErr w:type="gramEnd"/>
+      <w:r>
+        <w:t xml:space="preserve"> is wrong with that</w:t>
       </w:r>
     </w:p>
     <w:p>
@@ -4383,19 +6343,35 @@
         <w:t>studies</w:t>
       </w:r>
       <w:r>
-        <w:t xml:space="preserve"> of how dust from lake affecting crops and </w:t>
+        <w:t xml:space="preserve"> of how dust from lake </w:t>
+      </w:r>
+      <w:proofErr w:type="gramStart"/>
+      <w:r>
+        <w:t>affecting</w:t>
+      </w:r>
+      <w:proofErr w:type="gramEnd"/>
+      <w:r>
+        <w:t xml:space="preserve"> crops and </w:t>
       </w:r>
       <w:r>
         <w:t>snowfall</w:t>
       </w:r>
       <w:r>
-        <w:t xml:space="preserve"> and that effe</w:t>
+        <w:t xml:space="preserve"> and that </w:t>
+      </w:r>
+      <w:proofErr w:type="gramStart"/>
+      <w:r>
+        <w:t>effe</w:t>
       </w:r>
       <w:r>
         <w:t>ct</w:t>
       </w:r>
       <w:r>
-        <w:t xml:space="preserve">s ag. </w:t>
+        <w:t>s</w:t>
+      </w:r>
+      <w:proofErr w:type="gramEnd"/>
+      <w:r>
+        <w:t xml:space="preserve"> ag. </w:t>
       </w:r>
       <w:r>
         <w:t>There</w:t>
@@ -4423,13 +6399,35 @@
         <w:t>P24:</w:t>
       </w:r>
       <w:r>
-        <w:t xml:space="preserve"> If there was an easy answer we would already be doing it. An inland lake has never been saved as far as I know. It’s not really how can we reverse </w:t>
+        <w:t xml:space="preserve"> If there was an easy answer we would already be doing it. An inland lake has never been saved as far as I know. It’s not </w:t>
+      </w:r>
+      <w:proofErr w:type="gramStart"/>
+      <w:r>
+        <w:t>really how</w:t>
+      </w:r>
+      <w:proofErr w:type="gramEnd"/>
+      <w:r>
+        <w:t xml:space="preserve"> </w:t>
+      </w:r>
+      <w:proofErr w:type="gramStart"/>
+      <w:r>
+        <w:t>can we</w:t>
+      </w:r>
+      <w:proofErr w:type="gramEnd"/>
+      <w:r>
+        <w:t xml:space="preserve"> reverse </w:t>
       </w:r>
       <w:r>
         <w:t>what's</w:t>
       </w:r>
       <w:r>
-        <w:t xml:space="preserve"> going on but how can we slow it down? I don’t know how.Water </w:t>
+        <w:t xml:space="preserve"> going on but how can we slow it down? I don’t know </w:t>
+      </w:r>
+      <w:r>
+        <w:t>how. Water</w:t>
+      </w:r>
+      <w:r>
+        <w:t xml:space="preserve"> </w:t>
       </w:r>
       <w:r>
         <w:t>banking</w:t>
@@ -4466,7 +6464,23 @@
           <w:b/>
           <w:bCs/>
         </w:rPr>
-        <w:t>Who benefits and loses in the scenario of Bear River water banking with the purpose to get more water to GSL? </w:t>
+        <w:t xml:space="preserve">Who benefits and loses in the scenario of Bear River water banking with the purpose </w:t>
+      </w:r>
+      <w:proofErr w:type="gramStart"/>
+      <w:r>
+        <w:rPr>
+          <w:b/>
+          <w:bCs/>
+        </w:rPr>
+        <w:t>to get</w:t>
+      </w:r>
+      <w:proofErr w:type="gramEnd"/>
+      <w:r>
+        <w:rPr>
+          <w:b/>
+          <w:bCs/>
+        </w:rPr>
+        <w:t xml:space="preserve"> more water to GSL? </w:t>
       </w:r>
     </w:p>
     <w:p>
@@ -4494,17 +6508,62 @@
         <w:t>P25</w:t>
       </w:r>
       <w:r>
-        <w:t xml:space="preserve"> was saying it doesn’t effect them as much as it affects GSL are </w:t>
+        <w:t xml:space="preserve"> was saying it doesn’t </w:t>
+      </w:r>
+      <w:proofErr w:type="spellStart"/>
+      <w:proofErr w:type="gramStart"/>
+      <w:r>
+        <w:t>effect</w:t>
+      </w:r>
+      <w:proofErr w:type="gramEnd"/>
+      <w:r>
+        <w:t xml:space="preserve"> them</w:t>
+      </w:r>
+      <w:proofErr w:type="spellEnd"/>
+      <w:r>
+        <w:t xml:space="preserve"> as much as it affects GSL are people. How much of a hit it has on their </w:t>
+      </w:r>
+      <w:proofErr w:type="gramStart"/>
+      <w:r>
+        <w:t>day to day</w:t>
+      </w:r>
+      <w:proofErr w:type="gramEnd"/>
+      <w:r>
+        <w:t xml:space="preserve"> operations. WY and ID losers because if they participate and </w:t>
+      </w:r>
+      <w:proofErr w:type="gramStart"/>
+      <w:r>
+        <w:t>assuming</w:t>
+      </w:r>
+      <w:proofErr w:type="gramEnd"/>
+      <w:r>
+        <w:t xml:space="preserve"> they are compensated that is a bonus for them </w:t>
+      </w:r>
+      <w:r>
+        <w:t>because</w:t>
+      </w:r>
+      <w:r>
+        <w:t xml:space="preserve"> they </w:t>
       </w:r>
       <w:r>
         <w:lastRenderedPageBreak/>
-        <w:t xml:space="preserve">people. How much of a hit it has on their day to day operations. WY and ID losers because if they participate and assuming they are compensated that is a bonus for them </w:t>
-      </w:r>
-      <w:r>
-        <w:t>because</w:t>
-      </w:r>
-      <w:r>
-        <w:t xml:space="preserve"> they are getting paid but I have to </w:t>
+        <w:t xml:space="preserve">are getting </w:t>
+      </w:r>
+      <w:proofErr w:type="gramStart"/>
+      <w:r>
+        <w:t>paid</w:t>
+      </w:r>
+      <w:proofErr w:type="gramEnd"/>
+      <w:r>
+        <w:t xml:space="preserve"> but I </w:t>
+      </w:r>
+      <w:proofErr w:type="gramStart"/>
+      <w:r>
+        <w:t>have to</w:t>
+      </w:r>
+      <w:proofErr w:type="gramEnd"/>
+      <w:r>
+        <w:t xml:space="preserve"> </w:t>
       </w:r>
       <w:r>
         <w:t>think</w:t>
@@ -4528,19 +6587,47 @@
         <w:t>they</w:t>
       </w:r>
       <w:r>
-        <w:t xml:space="preserve"> are exchanging water for money. It is a family tradition to farm and are exchanging their </w:t>
+        <w:t xml:space="preserve"> are exchanging water for money. It is a family tradition to farm and </w:t>
+      </w:r>
+      <w:proofErr w:type="gramStart"/>
+      <w:r>
+        <w:t>are exchanging</w:t>
+      </w:r>
+      <w:proofErr w:type="gramEnd"/>
+      <w:r>
+        <w:t xml:space="preserve"> their </w:t>
       </w:r>
       <w:r>
         <w:t>tradition</w:t>
       </w:r>
       <w:r>
-        <w:t xml:space="preserve"> for money. THey are losing out on </w:t>
+        <w:t xml:space="preserve"> for money. </w:t>
+      </w:r>
+      <w:r>
+        <w:t>They</w:t>
+      </w:r>
+      <w:r>
+        <w:t xml:space="preserve"> are losing out on </w:t>
       </w:r>
       <w:r>
         <w:t>something</w:t>
       </w:r>
       <w:r>
-        <w:t xml:space="preserve"> they enjoy or traditionally like to do. Maybe they are in it for the money but I dont think farmers do it </w:t>
+        <w:t xml:space="preserve"> they enjoy or traditionally like to do. Maybe they are in it for the </w:t>
+      </w:r>
+      <w:proofErr w:type="gramStart"/>
+      <w:r>
+        <w:t>money</w:t>
+      </w:r>
+      <w:proofErr w:type="gramEnd"/>
+      <w:r>
+        <w:t xml:space="preserve"> but I </w:t>
+      </w:r>
+      <w:r>
+        <w:t>don’t</w:t>
+      </w:r>
+      <w:r>
+        <w:t xml:space="preserve"> think farmers do it </w:t>
       </w:r>
       <w:r>
         <w:t>for</w:t>
@@ -4607,19 +6694,65 @@
         <w:t>intentionally</w:t>
       </w:r>
       <w:r>
-        <w:t xml:space="preserve"> and are just doing things differently that year. I don’t know that anybody. Well anybody that want to sell water and does can be considered a winner. If it doesnt work then </w:t>
+        <w:t xml:space="preserve"> and are just doing things differently that year. I don’t </w:t>
+      </w:r>
+      <w:proofErr w:type="gramStart"/>
+      <w:r>
+        <w:t>know that</w:t>
+      </w:r>
+      <w:proofErr w:type="gramEnd"/>
+      <w:r>
+        <w:t xml:space="preserve"> anybody. </w:t>
+      </w:r>
+      <w:proofErr w:type="gramStart"/>
+      <w:r>
+        <w:t>Well</w:t>
+      </w:r>
+      <w:proofErr w:type="gramEnd"/>
+      <w:r>
+        <w:t xml:space="preserve"> anybody that </w:t>
+      </w:r>
+      <w:proofErr w:type="gramStart"/>
+      <w:r>
+        <w:t>want</w:t>
+      </w:r>
+      <w:proofErr w:type="gramEnd"/>
+      <w:r>
+        <w:t xml:space="preserve"> to sell water and does can be considered a winner. If it </w:t>
+      </w:r>
+      <w:r>
+        <w:t>doesn’t</w:t>
+      </w:r>
+      <w:r>
+        <w:t xml:space="preserve"> </w:t>
+      </w:r>
+      <w:proofErr w:type="gramStart"/>
+      <w:r>
+        <w:t>work</w:t>
+      </w:r>
+      <w:proofErr w:type="gramEnd"/>
+      <w:r>
+        <w:t xml:space="preserve"> then </w:t>
       </w:r>
       <w:r>
         <w:t>Utah</w:t>
       </w:r>
       <w:r>
-        <w:t xml:space="preserve"> as a whol</w:t>
+        <w:t xml:space="preserve"> </w:t>
+      </w:r>
+      <w:proofErr w:type="gramStart"/>
+      <w:r>
+        <w:t>as a whol</w:t>
       </w:r>
       <w:r>
         <w:t>e</w:t>
       </w:r>
       <w:r>
-        <w:t xml:space="preserve"> isn’t winning but it’s a win even to set up a system to win if we have good faith it would help</w:t>
+        <w:t xml:space="preserve"> isn’t</w:t>
+      </w:r>
+      <w:proofErr w:type="gramEnd"/>
+      <w:r>
+        <w:t xml:space="preserve"> winning but it’s a win even to set up a system to win if we have good faith it would help</w:t>
       </w:r>
       <w:r>
         <w:t>.</w:t>
@@ -4706,67 +6839,7 @@
         <w:sz w:val="24"/>
         <w:szCs w:val="24"/>
       </w:rPr>
-      <w:t xml:space="preserve">Bear River Water Bank - Interactive, </w:t>
-    </w:r>
-    <w:r>
-      <w:rPr>
-        <w:rFonts w:cstheme="minorHAnsi"/>
-        <w:b/>
-        <w:bCs/>
-        <w:sz w:val="24"/>
-        <w:szCs w:val="24"/>
-      </w:rPr>
-      <w:t>I</w:t>
-    </w:r>
-    <w:r>
-      <w:rPr>
-        <w:rFonts w:cstheme="minorHAnsi"/>
-        <w:b/>
-        <w:bCs/>
-        <w:sz w:val="24"/>
-        <w:szCs w:val="24"/>
-      </w:rPr>
-      <w:t xml:space="preserve">mmersive </w:t>
-    </w:r>
-    <w:r>
-      <w:rPr>
-        <w:rFonts w:cstheme="minorHAnsi"/>
-        <w:b/>
-        <w:bCs/>
-        <w:sz w:val="24"/>
-        <w:szCs w:val="24"/>
-      </w:rPr>
-      <w:t>M</w:t>
-    </w:r>
-    <w:r>
-      <w:rPr>
-        <w:rFonts w:cstheme="minorHAnsi"/>
-        <w:b/>
-        <w:bCs/>
-        <w:sz w:val="24"/>
-        <w:szCs w:val="24"/>
-      </w:rPr>
-      <w:t xml:space="preserve">odel </w:t>
-    </w:r>
-    <w:r>
-      <w:rPr>
-        <w:rFonts w:cstheme="minorHAnsi"/>
-        <w:b/>
-        <w:bCs/>
-        <w:sz w:val="24"/>
-        <w:szCs w:val="24"/>
-      </w:rPr>
-      <w:t>A</w:t>
-    </w:r>
-    <w:r>
-      <w:rPr>
-        <w:rFonts w:cstheme="minorHAnsi"/>
-        <w:b/>
-        <w:bCs/>
-        <w:sz w:val="24"/>
-        <w:szCs w:val="24"/>
-      </w:rPr>
-      <w:t>ctivity</w:t>
+      <w:t>Bear River Water Bank - Interactive, Immersive Model Activity</w:t>
     </w:r>
     <w:r>
       <w:rPr>

--- a/Sessions Data/Session10-Notes.docx
+++ b/Sessions Data/Session10-Notes.docx
@@ -6758,6 +6758,405 @@
         <w:t>.</w:t>
       </w:r>
     </w:p>
+    <w:p>
+      <w:pPr>
+        <w:pStyle w:val="ListParagraph"/>
+        <w:numPr>
+          <w:ilvl w:val="0"/>
+          <w:numId w:val="30"/>
+        </w:numPr>
+        <w:spacing w:before="240" w:line="276" w:lineRule="auto"/>
+      </w:pPr>
+      <w:r>
+        <w:t>P24: I never considered the bank's budget a lot of my research is on water pricing in UT and ID and we help a tribe set their prices for a water bank and considering the budget thing for GSL I never considered even though there might be water available they might not be able to buy it al</w:t>
+      </w:r>
+      <w:r>
+        <w:t>.</w:t>
+      </w:r>
+    </w:p>
+    <w:p>
+      <w:pPr>
+        <w:numPr>
+          <w:ilvl w:val="0"/>
+          <w:numId w:val="30"/>
+        </w:numPr>
+        <w:tabs>
+          <w:tab w:val="left" w:pos="1080"/>
+          <w:tab w:val="left" w:pos="1440"/>
+          <w:tab w:val="left" w:pos="2160"/>
+          <w:tab w:val="left" w:pos="2880"/>
+          <w:tab w:val="left" w:pos="3600"/>
+          <w:tab w:val="left" w:pos="4320"/>
+          <w:tab w:val="left" w:pos="5040"/>
+          <w:tab w:val="left" w:pos="5760"/>
+          <w:tab w:val="left" w:pos="6480"/>
+          <w:tab w:val="left" w:pos="7200"/>
+          <w:tab w:val="left" w:pos="7920"/>
+          <w:tab w:val="left" w:pos="8640"/>
+          <w:tab w:val="left" w:pos="9360"/>
+          <w:tab w:val="left" w:pos="10080"/>
+        </w:tabs>
+        <w:autoSpaceDE w:val="0"/>
+        <w:autoSpaceDN w:val="0"/>
+        <w:adjustRightInd w:val="0"/>
+        <w:spacing w:before="240" w:line="276" w:lineRule="auto"/>
+        <w:rPr>
+          <w:rFonts w:ascii="Calibri" w:hAnsi="Calibri" w:cs="Calibri"/>
+          <w:kern w:val="0"/>
+        </w:rPr>
+      </w:pPr>
+      <w:r>
+        <w:rPr>
+          <w:rFonts w:ascii="Calibri" w:hAnsi="Calibri" w:cs="Calibri"/>
+          <w:kern w:val="0"/>
+        </w:rPr>
+        <w:t xml:space="preserve">I think it is </w:t>
+      </w:r>
+      <w:proofErr w:type="gramStart"/>
+      <w:r>
+        <w:rPr>
+          <w:rFonts w:ascii="Calibri" w:hAnsi="Calibri" w:cs="Calibri"/>
+          <w:kern w:val="0"/>
+        </w:rPr>
+        <w:t>acceptable</w:t>
+      </w:r>
+      <w:proofErr w:type="gramEnd"/>
+      <w:r>
+        <w:rPr>
+          <w:rFonts w:ascii="Calibri" w:hAnsi="Calibri" w:cs="Calibri"/>
+          <w:kern w:val="0"/>
+        </w:rPr>
+        <w:t xml:space="preserve"> but it would have to have specific </w:t>
+      </w:r>
+      <w:proofErr w:type="spellStart"/>
+      <w:r>
+        <w:rPr>
+          <w:rFonts w:ascii="Calibri" w:hAnsi="Calibri" w:cs="Calibri"/>
+          <w:kern w:val="0"/>
+        </w:rPr>
+        <w:t>boudnaires</w:t>
+      </w:r>
+      <w:proofErr w:type="spellEnd"/>
+      <w:r>
+        <w:rPr>
+          <w:rFonts w:ascii="Calibri" w:hAnsi="Calibri" w:cs="Calibri"/>
+          <w:kern w:val="0"/>
+        </w:rPr>
+        <w:t xml:space="preserve"> and limitations and who can access it and what it can do. I don’t know how to make it feasible. I would hope that if it’s just 1 </w:t>
+      </w:r>
+      <w:proofErr w:type="gramStart"/>
+      <w:r>
+        <w:rPr>
+          <w:rFonts w:ascii="Calibri" w:hAnsi="Calibri" w:cs="Calibri"/>
+          <w:kern w:val="0"/>
+        </w:rPr>
+        <w:t>year</w:t>
+      </w:r>
+      <w:proofErr w:type="gramEnd"/>
+      <w:r>
+        <w:rPr>
+          <w:rFonts w:ascii="Calibri" w:hAnsi="Calibri" w:cs="Calibri"/>
+          <w:kern w:val="0"/>
+        </w:rPr>
+        <w:t xml:space="preserve"> volume of water. It is easier than buying </w:t>
+      </w:r>
+      <w:proofErr w:type="gramStart"/>
+      <w:r>
+        <w:rPr>
+          <w:rFonts w:ascii="Calibri" w:hAnsi="Calibri" w:cs="Calibri"/>
+          <w:kern w:val="0"/>
+        </w:rPr>
+        <w:t>a water</w:t>
+      </w:r>
+      <w:proofErr w:type="gramEnd"/>
+      <w:r>
+        <w:rPr>
+          <w:rFonts w:ascii="Calibri" w:hAnsi="Calibri" w:cs="Calibri"/>
+          <w:kern w:val="0"/>
+        </w:rPr>
+        <w:t xml:space="preserve"> right. I</w:t>
+      </w:r>
+    </w:p>
+    <w:p>
+      <w:pPr>
+        <w:widowControl w:val="0"/>
+        <w:tabs>
+          <w:tab w:val="left" w:pos="1080"/>
+          <w:tab w:val="left" w:pos="1440"/>
+          <w:tab w:val="left" w:pos="2160"/>
+          <w:tab w:val="left" w:pos="2880"/>
+          <w:tab w:val="left" w:pos="3600"/>
+          <w:tab w:val="left" w:pos="4320"/>
+          <w:tab w:val="left" w:pos="5040"/>
+          <w:tab w:val="left" w:pos="5760"/>
+          <w:tab w:val="left" w:pos="6480"/>
+          <w:tab w:val="left" w:pos="7200"/>
+          <w:tab w:val="left" w:pos="7920"/>
+          <w:tab w:val="left" w:pos="8640"/>
+          <w:tab w:val="left" w:pos="9360"/>
+          <w:tab w:val="left" w:pos="10080"/>
+        </w:tabs>
+        <w:autoSpaceDE w:val="0"/>
+        <w:autoSpaceDN w:val="0"/>
+        <w:adjustRightInd w:val="0"/>
+        <w:spacing w:before="240" w:line="276" w:lineRule="auto"/>
+        <w:ind w:left="1080" w:hanging="360"/>
+        <w:rPr>
+          <w:rFonts w:ascii="Calibri" w:hAnsi="Calibri" w:cs="Calibri"/>
+          <w:kern w:val="0"/>
+        </w:rPr>
+      </w:pPr>
+    </w:p>
+    <w:p>
+      <w:pPr>
+        <w:pStyle w:val="ListParagraph"/>
+        <w:numPr>
+          <w:ilvl w:val="0"/>
+          <w:numId w:val="30"/>
+        </w:numPr>
+      </w:pPr>
+      <w:r>
+        <w:t xml:space="preserve">P24: If there was an easy answer we would already be doing it. An inland lake has never been saved as far as I know. It’s not </w:t>
+      </w:r>
+      <w:proofErr w:type="gramStart"/>
+      <w:r>
+        <w:t>really how</w:t>
+      </w:r>
+      <w:proofErr w:type="gramEnd"/>
+      <w:r>
+        <w:t xml:space="preserve"> </w:t>
+      </w:r>
+      <w:proofErr w:type="gramStart"/>
+      <w:r>
+        <w:t>can we</w:t>
+      </w:r>
+      <w:proofErr w:type="gramEnd"/>
+      <w:r>
+        <w:t xml:space="preserve"> reverse what's going on but how can we slow it down? I don’t know how.</w:t>
+      </w:r>
+      <w:r>
+        <w:t xml:space="preserve"> </w:t>
+      </w:r>
+      <w:proofErr w:type="gramStart"/>
+      <w:r>
+        <w:t>Water</w:t>
+      </w:r>
+      <w:proofErr w:type="gramEnd"/>
+      <w:r>
+        <w:t xml:space="preserve"> banking seems to be a good idea</w:t>
+      </w:r>
+    </w:p>
+    <w:p>
+      <w:pPr>
+        <w:numPr>
+          <w:ilvl w:val="0"/>
+          <w:numId w:val="30"/>
+        </w:numPr>
+        <w:tabs>
+          <w:tab w:val="left" w:pos="1080"/>
+          <w:tab w:val="left" w:pos="1440"/>
+          <w:tab w:val="left" w:pos="2160"/>
+          <w:tab w:val="left" w:pos="2880"/>
+          <w:tab w:val="left" w:pos="3600"/>
+          <w:tab w:val="left" w:pos="4320"/>
+          <w:tab w:val="left" w:pos="5040"/>
+          <w:tab w:val="left" w:pos="5760"/>
+          <w:tab w:val="left" w:pos="6480"/>
+          <w:tab w:val="left" w:pos="7200"/>
+          <w:tab w:val="left" w:pos="7920"/>
+          <w:tab w:val="left" w:pos="8640"/>
+          <w:tab w:val="left" w:pos="9360"/>
+          <w:tab w:val="left" w:pos="10080"/>
+        </w:tabs>
+        <w:autoSpaceDE w:val="0"/>
+        <w:autoSpaceDN w:val="0"/>
+        <w:adjustRightInd w:val="0"/>
+        <w:spacing w:before="240" w:line="276" w:lineRule="auto"/>
+        <w:rPr>
+          <w:rFonts w:ascii="Calibri" w:hAnsi="Calibri" w:cs="Calibri"/>
+          <w:kern w:val="0"/>
+        </w:rPr>
+      </w:pPr>
+      <w:r>
+        <w:rPr>
+          <w:rFonts w:ascii="Calibri" w:hAnsi="Calibri" w:cs="Calibri"/>
+          <w:kern w:val="0"/>
+        </w:rPr>
+        <w:t xml:space="preserve">WY and ID losers because if they participate and </w:t>
+      </w:r>
+      <w:proofErr w:type="gramStart"/>
+      <w:r>
+        <w:rPr>
+          <w:rFonts w:ascii="Calibri" w:hAnsi="Calibri" w:cs="Calibri"/>
+          <w:kern w:val="0"/>
+        </w:rPr>
+        <w:t>assuming</w:t>
+      </w:r>
+      <w:proofErr w:type="gramEnd"/>
+      <w:r>
+        <w:rPr>
+          <w:rFonts w:ascii="Calibri" w:hAnsi="Calibri" w:cs="Calibri"/>
+          <w:kern w:val="0"/>
+        </w:rPr>
+        <w:t xml:space="preserve"> they are compensated that is a bonus for them because they are getting </w:t>
+      </w:r>
+      <w:proofErr w:type="gramStart"/>
+      <w:r>
+        <w:rPr>
+          <w:rFonts w:ascii="Calibri" w:hAnsi="Calibri" w:cs="Calibri"/>
+          <w:kern w:val="0"/>
+        </w:rPr>
+        <w:t>paid</w:t>
+      </w:r>
+      <w:proofErr w:type="gramEnd"/>
+      <w:r>
+        <w:rPr>
+          <w:rFonts w:ascii="Calibri" w:hAnsi="Calibri" w:cs="Calibri"/>
+          <w:kern w:val="0"/>
+        </w:rPr>
+        <w:t xml:space="preserve"> but I </w:t>
+      </w:r>
+      <w:proofErr w:type="gramStart"/>
+      <w:r>
+        <w:rPr>
+          <w:rFonts w:ascii="Calibri" w:hAnsi="Calibri" w:cs="Calibri"/>
+          <w:kern w:val="0"/>
+        </w:rPr>
+        <w:t>have to</w:t>
+      </w:r>
+      <w:proofErr w:type="gramEnd"/>
+      <w:r>
+        <w:rPr>
+          <w:rFonts w:ascii="Calibri" w:hAnsi="Calibri" w:cs="Calibri"/>
+          <w:kern w:val="0"/>
+        </w:rPr>
+        <w:t xml:space="preserve"> think they don’t want to do it for 1-2 dollars. Willingness to accept certain threshold to accept they are exchanging water for money. It is a family tradition to farm and </w:t>
+      </w:r>
+      <w:proofErr w:type="gramStart"/>
+      <w:r>
+        <w:rPr>
+          <w:rFonts w:ascii="Calibri" w:hAnsi="Calibri" w:cs="Calibri"/>
+          <w:kern w:val="0"/>
+        </w:rPr>
+        <w:t>are exchanging</w:t>
+      </w:r>
+      <w:proofErr w:type="gramEnd"/>
+      <w:r>
+        <w:rPr>
+          <w:rFonts w:ascii="Calibri" w:hAnsi="Calibri" w:cs="Calibri"/>
+          <w:kern w:val="0"/>
+        </w:rPr>
+        <w:t xml:space="preserve"> their tradition for money. </w:t>
+      </w:r>
+      <w:proofErr w:type="spellStart"/>
+      <w:proofErr w:type="gramStart"/>
+      <w:r>
+        <w:rPr>
+          <w:rFonts w:ascii="Calibri" w:hAnsi="Calibri" w:cs="Calibri"/>
+          <w:kern w:val="0"/>
+        </w:rPr>
+        <w:t>THey</w:t>
+      </w:r>
+      <w:proofErr w:type="spellEnd"/>
+      <w:proofErr w:type="gramEnd"/>
+      <w:r>
+        <w:rPr>
+          <w:rFonts w:ascii="Calibri" w:hAnsi="Calibri" w:cs="Calibri"/>
+          <w:kern w:val="0"/>
+        </w:rPr>
+        <w:t xml:space="preserve"> are losing out on something they enjoy or traditionally like to do. Maybe they are in it for the money but I </w:t>
+      </w:r>
+      <w:proofErr w:type="spellStart"/>
+      <w:r>
+        <w:rPr>
+          <w:rFonts w:ascii="Calibri" w:hAnsi="Calibri" w:cs="Calibri"/>
+          <w:kern w:val="0"/>
+        </w:rPr>
+        <w:t>dont</w:t>
+      </w:r>
+      <w:proofErr w:type="spellEnd"/>
+      <w:r>
+        <w:rPr>
+          <w:rFonts w:ascii="Calibri" w:hAnsi="Calibri" w:cs="Calibri"/>
+          <w:kern w:val="0"/>
+        </w:rPr>
+        <w:t xml:space="preserve"> think farmers do it for that.</w:t>
+      </w:r>
+    </w:p>
+    <w:p>
+      <w:pPr>
+        <w:numPr>
+          <w:ilvl w:val="0"/>
+          <w:numId w:val="30"/>
+        </w:numPr>
+        <w:tabs>
+          <w:tab w:val="left" w:pos="1080"/>
+          <w:tab w:val="left" w:pos="1440"/>
+          <w:tab w:val="left" w:pos="2160"/>
+          <w:tab w:val="left" w:pos="2880"/>
+          <w:tab w:val="left" w:pos="3600"/>
+          <w:tab w:val="left" w:pos="4320"/>
+          <w:tab w:val="left" w:pos="5040"/>
+          <w:tab w:val="left" w:pos="5760"/>
+          <w:tab w:val="left" w:pos="6480"/>
+          <w:tab w:val="left" w:pos="7200"/>
+          <w:tab w:val="left" w:pos="7920"/>
+          <w:tab w:val="left" w:pos="8640"/>
+          <w:tab w:val="left" w:pos="9360"/>
+          <w:tab w:val="left" w:pos="10080"/>
+        </w:tabs>
+        <w:autoSpaceDE w:val="0"/>
+        <w:autoSpaceDN w:val="0"/>
+        <w:adjustRightInd w:val="0"/>
+        <w:spacing w:before="240" w:line="276" w:lineRule="auto"/>
+        <w:rPr>
+          <w:rFonts w:ascii="Calibri" w:hAnsi="Calibri" w:cs="Calibri"/>
+          <w:kern w:val="0"/>
+        </w:rPr>
+      </w:pPr>
+    </w:p>
+    <w:p>
+      <w:pPr>
+        <w:numPr>
+          <w:ilvl w:val="0"/>
+          <w:numId w:val="30"/>
+        </w:numPr>
+        <w:tabs>
+          <w:tab w:val="left" w:pos="1080"/>
+          <w:tab w:val="left" w:pos="1440"/>
+          <w:tab w:val="left" w:pos="2160"/>
+          <w:tab w:val="left" w:pos="2880"/>
+          <w:tab w:val="left" w:pos="3600"/>
+          <w:tab w:val="left" w:pos="4320"/>
+          <w:tab w:val="left" w:pos="5040"/>
+          <w:tab w:val="left" w:pos="5760"/>
+          <w:tab w:val="left" w:pos="6480"/>
+          <w:tab w:val="left" w:pos="7200"/>
+          <w:tab w:val="left" w:pos="7920"/>
+          <w:tab w:val="left" w:pos="8640"/>
+          <w:tab w:val="left" w:pos="9360"/>
+          <w:tab w:val="left" w:pos="10080"/>
+        </w:tabs>
+        <w:autoSpaceDE w:val="0"/>
+        <w:autoSpaceDN w:val="0"/>
+        <w:adjustRightInd w:val="0"/>
+        <w:spacing w:before="240" w:line="276" w:lineRule="auto"/>
+        <w:rPr>
+          <w:rFonts w:ascii="Calibri" w:hAnsi="Calibri" w:cs="Calibri"/>
+          <w:kern w:val="0"/>
+        </w:rPr>
+      </w:pPr>
+    </w:p>
+    <w:p>
+      <w:pPr>
+        <w:pStyle w:val="ListParagraph"/>
+        <w:numPr>
+          <w:ilvl w:val="0"/>
+          <w:numId w:val="30"/>
+        </w:numPr>
+        <w:spacing w:before="240" w:line="276" w:lineRule="auto"/>
+      </w:pPr>
+    </w:p>
     <w:sectPr>
       <w:headerReference w:type="default" r:id="rId7"/>
       <w:pgSz w:w="12240" w:h="15840"/>
@@ -6876,6 +7275,200 @@
 <file path=word/numbering.xml><?xml version="1.0" encoding="utf-8"?>
 <w:numbering xmlns:wpc="http://schemas.microsoft.com/office/word/2010/wordprocessingCanvas" xmlns:cx="http://schemas.microsoft.com/office/drawing/2014/chartex" xmlns:cx1="http://schemas.microsoft.com/office/drawing/2015/9/8/chartex" xmlns:cx2="http://schemas.microsoft.com/office/drawing/2015/10/21/chartex" xmlns:cx3="http://schemas.microsoft.com/office/drawing/2016/5/9/chartex" xmlns:cx4="http://schemas.microsoft.com/office/drawing/2016/5/10/chartex" xmlns:cx5="http://schemas.microsoft.com/office/drawing/2016/5/11/chartex" xmlns:cx6="http://schemas.microsoft.com/office/drawing/2016/5/12/chartex" xmlns:cx7="http://schemas.microsoft.com/office/drawing/2016/5/13/chartex" xmlns:cx8="http://schemas.microsoft.com/office/drawing/2016/5/14/chartex" xmlns:mc="http://schemas.openxmlformats.org/markup-compatibility/2006" xmlns:aink="http://schemas.microsoft.com/office/drawing/2016/ink" xmlns:am3d="http://schemas.microsoft.com/office/drawing/2017/model3d" xmlns:o="urn:schemas-microsoft-com:office:office" xmlns:oel="http://schemas.microsoft.com/office/2019/extlst" xmlns:r="http://schemas.openxmlformats.org/officeDocument/2006/relationships" xmlns:m="http://schemas.openxmlformats.org/officeDocument/2006/math" xmlns:v="urn:schemas-microsoft-com:vml" xmlns:wp14="http://schemas.microsoft.com/office/word/2010/wordprocessingDrawing" xmlns:wp="http://schemas.openxmlformats.org/drawingml/2006/wordprocessingDrawing" xmlns:w10="urn:schemas-microsoft-com:office:word" xmlns:w="http://schemas.openxmlformats.org/wordprocessingml/2006/main" xmlns:w14="http://schemas.microsoft.com/office/word/2010/wordml" xmlns:w15="http://schemas.microsoft.com/office/word/2012/wordml" xmlns:w16cex="http://schemas.microsoft.com/office/word/2018/wordml/cex" xmlns:w16cid="http://schemas.microsoft.com/office/word/2016/wordml/cid" xmlns:w16="http://schemas.microsoft.com/office/word/2018/wordml" xmlns:w16du="http://schemas.microsoft.com/office/word/2023/wordml/word16du" xmlns:w16sdtdh="http://schemas.microsoft.com/office/word/2020/wordml/sdtdatahash" xmlns:w16sdtfl="http://schemas.microsoft.com/office/word/2024/wordml/sdtformatlock" xmlns:w16se="http://schemas.microsoft.com/office/word/2015/wordml/symex" xmlns:wpg="http://schemas.microsoft.com/office/word/2010/wordprocessingGroup" xmlns:wpi="http://schemas.microsoft.com/office/word/2010/wordprocessingInk" xmlns:wne="http://schemas.microsoft.com/office/word/2006/wordml" xmlns:wps="http://schemas.microsoft.com/office/word/2010/wordprocessingShape" mc:Ignorable="w14 w15 w16se w16cid w16 w16cex w16sdtdh w16sdtfl w16du wp14">
   <w:abstractNum w:abstractNumId="0" w15:restartNumberingAfterBreak="0">
+    <w:nsid w:val="00000001"/>
+    <w:multiLevelType w:val="multilevel"/>
+    <w:tmpl w:val="FFFFFFFF"/>
+    <w:lvl w:ilvl="0">
+      <w:start w:val="1"/>
+      <w:numFmt w:val="bullet"/>
+      <w:lvlText w:val=""/>
+      <w:lvlJc w:val="left"/>
+      <w:pPr>
+        <w:ind w:left="1080" w:hanging="360"/>
+      </w:pPr>
+      <w:rPr>
+        <w:rFonts w:ascii="Symbol" w:hAnsi="Symbol" w:cs="Symbol" w:hint="default"/>
+        <w:b w:val="0"/>
+        <w:bCs w:val="0"/>
+        <w:i w:val="0"/>
+        <w:iCs w:val="0"/>
+        <w:strike w:val="0"/>
+        <w:color w:val="auto"/>
+        <w:sz w:val="22"/>
+        <w:szCs w:val="22"/>
+        <w:u w:val="none"/>
+      </w:rPr>
+    </w:lvl>
+    <w:lvl w:ilvl="1">
+      <w:start w:val="1"/>
+      <w:numFmt w:val="bullet"/>
+      <w:lvlText w:val=""/>
+      <w:lvlJc w:val="left"/>
+      <w:pPr>
+        <w:ind w:left="1440" w:hanging="360"/>
+      </w:pPr>
+      <w:rPr>
+        <w:rFonts w:ascii="Symbol" w:hAnsi="Symbol" w:cs="Symbol" w:hint="default"/>
+        <w:b w:val="0"/>
+        <w:bCs w:val="0"/>
+        <w:i w:val="0"/>
+        <w:iCs w:val="0"/>
+        <w:strike w:val="0"/>
+        <w:color w:val="auto"/>
+        <w:sz w:val="22"/>
+        <w:szCs w:val="22"/>
+        <w:u w:val="none"/>
+      </w:rPr>
+    </w:lvl>
+    <w:lvl w:ilvl="2">
+      <w:start w:val="1"/>
+      <w:numFmt w:val="bullet"/>
+      <w:lvlText w:val=""/>
+      <w:lvlJc w:val="left"/>
+      <w:pPr>
+        <w:ind w:left="1800" w:hanging="360"/>
+      </w:pPr>
+      <w:rPr>
+        <w:rFonts w:ascii="Symbol" w:hAnsi="Symbol" w:cs="Symbol" w:hint="default"/>
+        <w:b w:val="0"/>
+        <w:bCs w:val="0"/>
+        <w:i w:val="0"/>
+        <w:iCs w:val="0"/>
+        <w:strike w:val="0"/>
+        <w:color w:val="auto"/>
+        <w:sz w:val="22"/>
+        <w:szCs w:val="22"/>
+        <w:u w:val="none"/>
+      </w:rPr>
+    </w:lvl>
+    <w:lvl w:ilvl="3">
+      <w:start w:val="1"/>
+      <w:numFmt w:val="bullet"/>
+      <w:lvlText w:val=""/>
+      <w:lvlJc w:val="left"/>
+      <w:pPr>
+        <w:ind w:left="2160" w:hanging="360"/>
+      </w:pPr>
+      <w:rPr>
+        <w:rFonts w:ascii="Symbol" w:hAnsi="Symbol" w:cs="Symbol" w:hint="default"/>
+        <w:b w:val="0"/>
+        <w:bCs w:val="0"/>
+        <w:i w:val="0"/>
+        <w:iCs w:val="0"/>
+        <w:strike w:val="0"/>
+        <w:color w:val="auto"/>
+        <w:sz w:val="22"/>
+        <w:szCs w:val="22"/>
+        <w:u w:val="none"/>
+      </w:rPr>
+    </w:lvl>
+    <w:lvl w:ilvl="4">
+      <w:start w:val="1"/>
+      <w:numFmt w:val="bullet"/>
+      <w:lvlText w:val=""/>
+      <w:lvlJc w:val="left"/>
+      <w:pPr>
+        <w:ind w:left="2520" w:hanging="360"/>
+      </w:pPr>
+      <w:rPr>
+        <w:rFonts w:ascii="Symbol" w:hAnsi="Symbol" w:cs="Symbol" w:hint="default"/>
+        <w:b w:val="0"/>
+        <w:bCs w:val="0"/>
+        <w:i w:val="0"/>
+        <w:iCs w:val="0"/>
+        <w:strike w:val="0"/>
+        <w:color w:val="auto"/>
+        <w:sz w:val="22"/>
+        <w:szCs w:val="22"/>
+        <w:u w:val="none"/>
+      </w:rPr>
+    </w:lvl>
+    <w:lvl w:ilvl="5">
+      <w:start w:val="1"/>
+      <w:numFmt w:val="bullet"/>
+      <w:lvlText w:val=""/>
+      <w:lvlJc w:val="left"/>
+      <w:pPr>
+        <w:ind w:left="2880" w:hanging="360"/>
+      </w:pPr>
+      <w:rPr>
+        <w:rFonts w:ascii="Symbol" w:hAnsi="Symbol" w:cs="Symbol" w:hint="default"/>
+        <w:b w:val="0"/>
+        <w:bCs w:val="0"/>
+        <w:i w:val="0"/>
+        <w:iCs w:val="0"/>
+        <w:strike w:val="0"/>
+        <w:color w:val="auto"/>
+        <w:sz w:val="22"/>
+        <w:szCs w:val="22"/>
+        <w:u w:val="none"/>
+      </w:rPr>
+    </w:lvl>
+    <w:lvl w:ilvl="6">
+      <w:start w:val="1"/>
+      <w:numFmt w:val="bullet"/>
+      <w:lvlText w:val=""/>
+      <w:lvlJc w:val="left"/>
+      <w:pPr>
+        <w:ind w:left="3240" w:hanging="360"/>
+      </w:pPr>
+      <w:rPr>
+        <w:rFonts w:ascii="Symbol" w:hAnsi="Symbol" w:cs="Symbol" w:hint="default"/>
+        <w:b w:val="0"/>
+        <w:bCs w:val="0"/>
+        <w:i w:val="0"/>
+        <w:iCs w:val="0"/>
+        <w:strike w:val="0"/>
+        <w:color w:val="auto"/>
+        <w:sz w:val="22"/>
+        <w:szCs w:val="22"/>
+        <w:u w:val="none"/>
+      </w:rPr>
+    </w:lvl>
+    <w:lvl w:ilvl="7">
+      <w:start w:val="1"/>
+      <w:numFmt w:val="bullet"/>
+      <w:lvlText w:val=""/>
+      <w:lvlJc w:val="left"/>
+      <w:pPr>
+        <w:ind w:left="3600" w:hanging="360"/>
+      </w:pPr>
+      <w:rPr>
+        <w:rFonts w:ascii="Symbol" w:hAnsi="Symbol" w:cs="Symbol" w:hint="default"/>
+        <w:b w:val="0"/>
+        <w:bCs w:val="0"/>
+        <w:i w:val="0"/>
+        <w:iCs w:val="0"/>
+        <w:strike w:val="0"/>
+        <w:color w:val="auto"/>
+        <w:sz w:val="22"/>
+        <w:szCs w:val="22"/>
+        <w:u w:val="none"/>
+      </w:rPr>
+    </w:lvl>
+    <w:lvl w:ilvl="8">
+      <w:start w:val="1"/>
+      <w:numFmt w:val="bullet"/>
+      <w:lvlText w:val=""/>
+      <w:lvlJc w:val="left"/>
+      <w:pPr>
+        <w:ind w:left="3960" w:hanging="360"/>
+      </w:pPr>
+      <w:rPr>
+        <w:rFonts w:ascii="Symbol" w:hAnsi="Symbol" w:cs="Symbol" w:hint="default"/>
+        <w:b w:val="0"/>
+        <w:bCs w:val="0"/>
+        <w:i w:val="0"/>
+        <w:iCs w:val="0"/>
+        <w:strike w:val="0"/>
+        <w:color w:val="auto"/>
+        <w:sz w:val="22"/>
+        <w:szCs w:val="22"/>
+        <w:u w:val="none"/>
+      </w:rPr>
+    </w:lvl>
+  </w:abstractNum>
+  <w:abstractNum w:abstractNumId="1" w15:restartNumberingAfterBreak="0">
     <w:nsid w:val="052A7C8F"/>
     <w:multiLevelType w:val="hybridMultilevel"/>
     <w:tmpl w:val="FFFFFFFF"/>
@@ -6988,7 +7581,7 @@
       </w:rPr>
     </w:lvl>
   </w:abstractNum>
-  <w:abstractNum w:abstractNumId="1" w15:restartNumberingAfterBreak="0">
+  <w:abstractNum w:abstractNumId="2" w15:restartNumberingAfterBreak="0">
     <w:nsid w:val="071E34D3"/>
     <w:multiLevelType w:val="hybridMultilevel"/>
     <w:tmpl w:val="A262117E"/>
@@ -7101,7 +7694,7 @@
       </w:rPr>
     </w:lvl>
   </w:abstractNum>
-  <w:abstractNum w:abstractNumId="2" w15:restartNumberingAfterBreak="0">
+  <w:abstractNum w:abstractNumId="3" w15:restartNumberingAfterBreak="0">
     <w:nsid w:val="07C37F0E"/>
     <w:multiLevelType w:val="hybridMultilevel"/>
     <w:tmpl w:val="641E6A78"/>
@@ -7213,7 +7806,7 @@
       </w:rPr>
     </w:lvl>
   </w:abstractNum>
-  <w:abstractNum w:abstractNumId="3" w15:restartNumberingAfterBreak="0">
+  <w:abstractNum w:abstractNumId="4" w15:restartNumberingAfterBreak="0">
     <w:nsid w:val="089578DF"/>
     <w:multiLevelType w:val="hybridMultilevel"/>
     <w:tmpl w:val="681A1930"/>
@@ -7325,7 +7918,7 @@
       </w:rPr>
     </w:lvl>
   </w:abstractNum>
-  <w:abstractNum w:abstractNumId="4" w15:restartNumberingAfterBreak="0">
+  <w:abstractNum w:abstractNumId="5" w15:restartNumberingAfterBreak="0">
     <w:nsid w:val="10CE6F4E"/>
     <w:multiLevelType w:val="hybridMultilevel"/>
     <w:tmpl w:val="89F61BF6"/>
@@ -7438,7 +8031,7 @@
       </w:rPr>
     </w:lvl>
   </w:abstractNum>
-  <w:abstractNum w:abstractNumId="5" w15:restartNumberingAfterBreak="0">
+  <w:abstractNum w:abstractNumId="6" w15:restartNumberingAfterBreak="0">
     <w:nsid w:val="10F52D3A"/>
     <w:multiLevelType w:val="hybridMultilevel"/>
     <w:tmpl w:val="1FBA66FA"/>
@@ -7551,7 +8144,7 @@
       </w:rPr>
     </w:lvl>
   </w:abstractNum>
-  <w:abstractNum w:abstractNumId="6" w15:restartNumberingAfterBreak="0">
+  <w:abstractNum w:abstractNumId="7" w15:restartNumberingAfterBreak="0">
     <w:nsid w:val="126D1350"/>
     <w:multiLevelType w:val="multilevel"/>
     <w:tmpl w:val="55A6246C"/>
@@ -7664,7 +8257,7 @@
       </w:pPr>
     </w:lvl>
   </w:abstractNum>
-  <w:abstractNum w:abstractNumId="7" w15:restartNumberingAfterBreak="0">
+  <w:abstractNum w:abstractNumId="8" w15:restartNumberingAfterBreak="0">
     <w:nsid w:val="15CA100C"/>
     <w:multiLevelType w:val="hybridMultilevel"/>
     <w:tmpl w:val="A058F368"/>
@@ -7777,7 +8370,7 @@
       </w:rPr>
     </w:lvl>
   </w:abstractNum>
-  <w:abstractNum w:abstractNumId="8" w15:restartNumberingAfterBreak="0">
+  <w:abstractNum w:abstractNumId="9" w15:restartNumberingAfterBreak="0">
     <w:nsid w:val="17873F8C"/>
     <w:multiLevelType w:val="hybridMultilevel"/>
     <w:tmpl w:val="30C089BC"/>
@@ -7890,7 +8483,7 @@
       </w:rPr>
     </w:lvl>
   </w:abstractNum>
-  <w:abstractNum w:abstractNumId="9" w15:restartNumberingAfterBreak="0">
+  <w:abstractNum w:abstractNumId="10" w15:restartNumberingAfterBreak="0">
     <w:nsid w:val="18261B16"/>
     <w:multiLevelType w:val="hybridMultilevel"/>
     <w:tmpl w:val="8F6485DA"/>
@@ -7984,7 +8577,7 @@
       </w:pPr>
     </w:lvl>
   </w:abstractNum>
-  <w:abstractNum w:abstractNumId="10" w15:restartNumberingAfterBreak="0">
+  <w:abstractNum w:abstractNumId="11" w15:restartNumberingAfterBreak="0">
     <w:nsid w:val="203A0193"/>
     <w:multiLevelType w:val="hybridMultilevel"/>
     <w:tmpl w:val="2AA8F88A"/>
@@ -8097,7 +8690,7 @@
       </w:rPr>
     </w:lvl>
   </w:abstractNum>
-  <w:abstractNum w:abstractNumId="11" w15:restartNumberingAfterBreak="0">
+  <w:abstractNum w:abstractNumId="12" w15:restartNumberingAfterBreak="0">
     <w:nsid w:val="23302EE5"/>
     <w:multiLevelType w:val="hybridMultilevel"/>
     <w:tmpl w:val="E1565E56"/>
@@ -8183,7 +8776,7 @@
       </w:pPr>
     </w:lvl>
   </w:abstractNum>
-  <w:abstractNum w:abstractNumId="12" w15:restartNumberingAfterBreak="0">
+  <w:abstractNum w:abstractNumId="13" w15:restartNumberingAfterBreak="0">
     <w:nsid w:val="268D21D2"/>
     <w:multiLevelType w:val="hybridMultilevel"/>
     <w:tmpl w:val="39F4C808"/>
@@ -8296,7 +8889,7 @@
       </w:rPr>
     </w:lvl>
   </w:abstractNum>
-  <w:abstractNum w:abstractNumId="13" w15:restartNumberingAfterBreak="0">
+  <w:abstractNum w:abstractNumId="14" w15:restartNumberingAfterBreak="0">
     <w:nsid w:val="28767AA9"/>
     <w:multiLevelType w:val="hybridMultilevel"/>
     <w:tmpl w:val="FB9646E6"/>
@@ -8382,7 +8975,7 @@
       </w:pPr>
     </w:lvl>
   </w:abstractNum>
-  <w:abstractNum w:abstractNumId="14" w15:restartNumberingAfterBreak="0">
+  <w:abstractNum w:abstractNumId="15" w15:restartNumberingAfterBreak="0">
     <w:nsid w:val="28C789AC"/>
     <w:multiLevelType w:val="hybridMultilevel"/>
     <w:tmpl w:val="FFFFFFFF"/>
@@ -8495,7 +9088,7 @@
       </w:rPr>
     </w:lvl>
   </w:abstractNum>
-  <w:abstractNum w:abstractNumId="15" w15:restartNumberingAfterBreak="0">
+  <w:abstractNum w:abstractNumId="16" w15:restartNumberingAfterBreak="0">
     <w:nsid w:val="344D2A38"/>
     <w:multiLevelType w:val="hybridMultilevel"/>
     <w:tmpl w:val="E8547052"/>
@@ -8581,7 +9174,7 @@
       </w:pPr>
     </w:lvl>
   </w:abstractNum>
-  <w:abstractNum w:abstractNumId="16" w15:restartNumberingAfterBreak="0">
+  <w:abstractNum w:abstractNumId="17" w15:restartNumberingAfterBreak="0">
     <w:nsid w:val="36AA5E33"/>
     <w:multiLevelType w:val="multilevel"/>
     <w:tmpl w:val="2AC075F6"/>
@@ -8694,7 +9287,7 @@
       </w:pPr>
     </w:lvl>
   </w:abstractNum>
-  <w:abstractNum w:abstractNumId="17" w15:restartNumberingAfterBreak="0">
+  <w:abstractNum w:abstractNumId="18" w15:restartNumberingAfterBreak="0">
     <w:nsid w:val="413A7CB7"/>
     <w:multiLevelType w:val="hybridMultilevel"/>
     <w:tmpl w:val="9F0071B6"/>
@@ -8807,7 +9400,7 @@
       </w:rPr>
     </w:lvl>
   </w:abstractNum>
-  <w:abstractNum w:abstractNumId="18" w15:restartNumberingAfterBreak="0">
+  <w:abstractNum w:abstractNumId="19" w15:restartNumberingAfterBreak="0">
     <w:nsid w:val="4379292C"/>
     <w:multiLevelType w:val="hybridMultilevel"/>
     <w:tmpl w:val="6BEE251A"/>
@@ -8893,7 +9486,7 @@
       </w:pPr>
     </w:lvl>
   </w:abstractNum>
-  <w:abstractNum w:abstractNumId="19" w15:restartNumberingAfterBreak="0">
+  <w:abstractNum w:abstractNumId="20" w15:restartNumberingAfterBreak="0">
     <w:nsid w:val="4567437C"/>
     <w:multiLevelType w:val="hybridMultilevel"/>
     <w:tmpl w:val="D40ED588"/>
@@ -9006,7 +9599,7 @@
       </w:rPr>
     </w:lvl>
   </w:abstractNum>
-  <w:abstractNum w:abstractNumId="20" w15:restartNumberingAfterBreak="0">
+  <w:abstractNum w:abstractNumId="21" w15:restartNumberingAfterBreak="0">
     <w:nsid w:val="4635184D"/>
     <w:multiLevelType w:val="hybridMultilevel"/>
     <w:tmpl w:val="46F243F6"/>
@@ -9119,7 +9712,7 @@
       </w:rPr>
     </w:lvl>
   </w:abstractNum>
-  <w:abstractNum w:abstractNumId="21" w15:restartNumberingAfterBreak="0">
+  <w:abstractNum w:abstractNumId="22" w15:restartNumberingAfterBreak="0">
     <w:nsid w:val="4D062C10"/>
     <w:multiLevelType w:val="hybridMultilevel"/>
     <w:tmpl w:val="183E6136"/>
@@ -9232,7 +9825,7 @@
       </w:rPr>
     </w:lvl>
   </w:abstractNum>
-  <w:abstractNum w:abstractNumId="22" w15:restartNumberingAfterBreak="0">
+  <w:abstractNum w:abstractNumId="23" w15:restartNumberingAfterBreak="0">
     <w:nsid w:val="4FFD69D4"/>
     <w:multiLevelType w:val="multilevel"/>
     <w:tmpl w:val="5DE8F6F0"/>
@@ -9345,7 +9938,7 @@
       </w:pPr>
     </w:lvl>
   </w:abstractNum>
-  <w:abstractNum w:abstractNumId="23" w15:restartNumberingAfterBreak="0">
+  <w:abstractNum w:abstractNumId="24" w15:restartNumberingAfterBreak="0">
     <w:nsid w:val="594310DC"/>
     <w:multiLevelType w:val="hybridMultilevel"/>
     <w:tmpl w:val="06F2D9BC"/>
@@ -9431,7 +10024,7 @@
       </w:pPr>
     </w:lvl>
   </w:abstractNum>
-  <w:abstractNum w:abstractNumId="24" w15:restartNumberingAfterBreak="0">
+  <w:abstractNum w:abstractNumId="25" w15:restartNumberingAfterBreak="0">
     <w:nsid w:val="5C2C5D94"/>
     <w:multiLevelType w:val="hybridMultilevel"/>
     <w:tmpl w:val="D3922782"/>
@@ -9543,7 +10136,7 @@
       </w:rPr>
     </w:lvl>
   </w:abstractNum>
-  <w:abstractNum w:abstractNumId="25" w15:restartNumberingAfterBreak="0">
+  <w:abstractNum w:abstractNumId="26" w15:restartNumberingAfterBreak="0">
     <w:nsid w:val="5DB11725"/>
     <w:multiLevelType w:val="hybridMultilevel"/>
     <w:tmpl w:val="4C32AE70"/>
@@ -9629,7 +10222,7 @@
       </w:pPr>
     </w:lvl>
   </w:abstractNum>
-  <w:abstractNum w:abstractNumId="26" w15:restartNumberingAfterBreak="0">
+  <w:abstractNum w:abstractNumId="27" w15:restartNumberingAfterBreak="0">
     <w:nsid w:val="68B230F1"/>
     <w:multiLevelType w:val="hybridMultilevel"/>
     <w:tmpl w:val="73447342"/>
@@ -9742,7 +10335,7 @@
       </w:rPr>
     </w:lvl>
   </w:abstractNum>
-  <w:abstractNum w:abstractNumId="27" w15:restartNumberingAfterBreak="0">
+  <w:abstractNum w:abstractNumId="28" w15:restartNumberingAfterBreak="0">
     <w:nsid w:val="71232350"/>
     <w:multiLevelType w:val="hybridMultilevel"/>
     <w:tmpl w:val="89808DB8"/>
@@ -9855,7 +10448,7 @@
       </w:rPr>
     </w:lvl>
   </w:abstractNum>
-  <w:abstractNum w:abstractNumId="28" w15:restartNumberingAfterBreak="0">
+  <w:abstractNum w:abstractNumId="29" w15:restartNumberingAfterBreak="0">
     <w:nsid w:val="73137ED0"/>
     <w:multiLevelType w:val="hybridMultilevel"/>
     <w:tmpl w:val="F800A5F8"/>
@@ -9968,7 +10561,7 @@
       </w:rPr>
     </w:lvl>
   </w:abstractNum>
-  <w:abstractNum w:abstractNumId="29" w15:restartNumberingAfterBreak="0">
+  <w:abstractNum w:abstractNumId="30" w15:restartNumberingAfterBreak="0">
     <w:nsid w:val="7B0D7792"/>
     <w:multiLevelType w:val="hybridMultilevel"/>
     <w:tmpl w:val="F7D66940"/>
@@ -10082,94 +10675,97 @@
     </w:lvl>
   </w:abstractNum>
   <w:num w:numId="1" w16cid:durableId="1199708133">
+    <w:abstractNumId w:val="27"/>
+  </w:num>
+  <w:num w:numId="2" w16cid:durableId="120419493">
+    <w:abstractNumId w:val="18"/>
+  </w:num>
+  <w:num w:numId="3" w16cid:durableId="1209411820">
+    <w:abstractNumId w:val="6"/>
+  </w:num>
+  <w:num w:numId="4" w16cid:durableId="1322082828">
+    <w:abstractNumId w:val="3"/>
+  </w:num>
+  <w:num w:numId="5" w16cid:durableId="141118131">
+    <w:abstractNumId w:val="24"/>
+  </w:num>
+  <w:num w:numId="6" w16cid:durableId="1476407967">
+    <w:abstractNumId w:val="7"/>
+  </w:num>
+  <w:num w:numId="7" w16cid:durableId="1774324469">
+    <w:abstractNumId w:val="17"/>
+  </w:num>
+  <w:num w:numId="8" w16cid:durableId="1960140800">
+    <w:abstractNumId w:val="23"/>
+  </w:num>
+  <w:num w:numId="9" w16cid:durableId="1960141786">
+    <w:abstractNumId w:val="4"/>
+  </w:num>
+  <w:num w:numId="10" w16cid:durableId="1980719905">
+    <w:abstractNumId w:val="14"/>
+  </w:num>
+  <w:num w:numId="11" w16cid:durableId="2025134052">
+    <w:abstractNumId w:val="22"/>
+  </w:num>
+  <w:num w:numId="12" w16cid:durableId="2130082755">
+    <w:abstractNumId w:val="19"/>
+  </w:num>
+  <w:num w:numId="13" w16cid:durableId="306790761">
+    <w:abstractNumId w:val="8"/>
+  </w:num>
+  <w:num w:numId="14" w16cid:durableId="511065155">
+    <w:abstractNumId w:val="9"/>
+  </w:num>
+  <w:num w:numId="15" w16cid:durableId="60714924">
+    <w:abstractNumId w:val="10"/>
+  </w:num>
+  <w:num w:numId="16" w16cid:durableId="716974879">
+    <w:abstractNumId w:val="5"/>
+  </w:num>
+  <w:num w:numId="17" w16cid:durableId="83502789">
+    <w:abstractNumId w:val="1"/>
+  </w:num>
+  <w:num w:numId="18" w16cid:durableId="858396804">
+    <w:abstractNumId w:val="16"/>
+  </w:num>
+  <w:num w:numId="19" w16cid:durableId="938215649">
     <w:abstractNumId w:val="26"/>
   </w:num>
-  <w:num w:numId="2" w16cid:durableId="120419493">
-    <w:abstractNumId w:val="17"/>
+  <w:num w:numId="20" w16cid:durableId="952322034">
+    <w:abstractNumId w:val="25"/>
   </w:num>
-  <w:num w:numId="3" w16cid:durableId="1209411820">
-    <w:abstractNumId w:val="5"/>
+  <w:num w:numId="21" w16cid:durableId="991174623">
+    <w:abstractNumId w:val="15"/>
   </w:num>
-  <w:num w:numId="4" w16cid:durableId="1322082828">
+  <w:num w:numId="22" w16cid:durableId="2097356475">
+    <w:abstractNumId w:val="12"/>
+  </w:num>
+  <w:num w:numId="23" w16cid:durableId="1411733205">
+    <w:abstractNumId w:val="28"/>
+  </w:num>
+  <w:num w:numId="24" w16cid:durableId="1104112484">
+    <w:abstractNumId w:val="13"/>
+  </w:num>
+  <w:num w:numId="25" w16cid:durableId="1058437746">
+    <w:abstractNumId w:val="20"/>
+  </w:num>
+  <w:num w:numId="26" w16cid:durableId="239102017">
+    <w:abstractNumId w:val="21"/>
+  </w:num>
+  <w:num w:numId="27" w16cid:durableId="870411213">
+    <w:abstractNumId w:val="29"/>
+  </w:num>
+  <w:num w:numId="28" w16cid:durableId="986785187">
+    <w:abstractNumId w:val="11"/>
+  </w:num>
+  <w:num w:numId="29" w16cid:durableId="515310121">
     <w:abstractNumId w:val="2"/>
   </w:num>
-  <w:num w:numId="5" w16cid:durableId="141118131">
-    <w:abstractNumId w:val="23"/>
+  <w:num w:numId="30" w16cid:durableId="1137799528">
+    <w:abstractNumId w:val="30"/>
   </w:num>
-  <w:num w:numId="6" w16cid:durableId="1476407967">
-    <w:abstractNumId w:val="6"/>
-  </w:num>
-  <w:num w:numId="7" w16cid:durableId="1774324469">
-    <w:abstractNumId w:val="16"/>
-  </w:num>
-  <w:num w:numId="8" w16cid:durableId="1960140800">
-    <w:abstractNumId w:val="22"/>
-  </w:num>
-  <w:num w:numId="9" w16cid:durableId="1960141786">
-    <w:abstractNumId w:val="3"/>
-  </w:num>
-  <w:num w:numId="10" w16cid:durableId="1980719905">
-    <w:abstractNumId w:val="13"/>
-  </w:num>
-  <w:num w:numId="11" w16cid:durableId="2025134052">
-    <w:abstractNumId w:val="21"/>
-  </w:num>
-  <w:num w:numId="12" w16cid:durableId="2130082755">
-    <w:abstractNumId w:val="18"/>
-  </w:num>
-  <w:num w:numId="13" w16cid:durableId="306790761">
-    <w:abstractNumId w:val="7"/>
-  </w:num>
-  <w:num w:numId="14" w16cid:durableId="511065155">
-    <w:abstractNumId w:val="8"/>
-  </w:num>
-  <w:num w:numId="15" w16cid:durableId="60714924">
-    <w:abstractNumId w:val="9"/>
-  </w:num>
-  <w:num w:numId="16" w16cid:durableId="716974879">
-    <w:abstractNumId w:val="4"/>
-  </w:num>
-  <w:num w:numId="17" w16cid:durableId="83502789">
+  <w:num w:numId="31" w16cid:durableId="385185517">
     <w:abstractNumId w:val="0"/>
-  </w:num>
-  <w:num w:numId="18" w16cid:durableId="858396804">
-    <w:abstractNumId w:val="15"/>
-  </w:num>
-  <w:num w:numId="19" w16cid:durableId="938215649">
-    <w:abstractNumId w:val="25"/>
-  </w:num>
-  <w:num w:numId="20" w16cid:durableId="952322034">
-    <w:abstractNumId w:val="24"/>
-  </w:num>
-  <w:num w:numId="21" w16cid:durableId="991174623">
-    <w:abstractNumId w:val="14"/>
-  </w:num>
-  <w:num w:numId="22" w16cid:durableId="2097356475">
-    <w:abstractNumId w:val="11"/>
-  </w:num>
-  <w:num w:numId="23" w16cid:durableId="1411733205">
-    <w:abstractNumId w:val="27"/>
-  </w:num>
-  <w:num w:numId="24" w16cid:durableId="1104112484">
-    <w:abstractNumId w:val="12"/>
-  </w:num>
-  <w:num w:numId="25" w16cid:durableId="1058437746">
-    <w:abstractNumId w:val="19"/>
-  </w:num>
-  <w:num w:numId="26" w16cid:durableId="239102017">
-    <w:abstractNumId w:val="20"/>
-  </w:num>
-  <w:num w:numId="27" w16cid:durableId="870411213">
-    <w:abstractNumId w:val="28"/>
-  </w:num>
-  <w:num w:numId="28" w16cid:durableId="986785187">
-    <w:abstractNumId w:val="10"/>
-  </w:num>
-  <w:num w:numId="29" w16cid:durableId="515310121">
-    <w:abstractNumId w:val="1"/>
-  </w:num>
-  <w:num w:numId="30" w16cid:durableId="1137799528">
-    <w:abstractNumId w:val="29"/>
   </w:num>
 </w:numbering>
 </file>
@@ -10373,7 +10969,7 @@
     <w:lsdException w:name="Medium Shading 2 Accent 1" w:uiPriority="64"/>
     <w:lsdException w:name="Medium List 1 Accent 1" w:uiPriority="65"/>
     <w:lsdException w:name="Revision" w:semiHidden="1"/>
-    <w:lsdException w:name="List Paragraph" w:uiPriority="34" w:qFormat="1"/>
+    <w:lsdException w:name="List Paragraph" w:qFormat="1"/>
     <w:lsdException w:name="Quote" w:uiPriority="29" w:qFormat="1"/>
     <w:lsdException w:name="Intense Quote" w:uiPriority="30" w:qFormat="1"/>
     <w:lsdException w:name="Medium List 2 Accent 1" w:uiPriority="66"/>
@@ -10579,7 +11175,6 @@
   <w:style w:type="character" w:default="1" w:styleId="DefaultParagraphFont">
     <w:name w:val="Default Paragraph Font"/>
     <w:uiPriority w:val="1"/>
-    <w:semiHidden/>
     <w:unhideWhenUsed/>
   </w:style>
   <w:style w:type="table" w:default="1" w:styleId="TableNormal">
@@ -10644,7 +11239,7 @@
     <w:name w:val="List Paragraph"/>
     <w:basedOn w:val="Normal"/>
     <w:link w:val="ListParagraphChar"/>
-    <w:uiPriority w:val="34"/>
+    <w:uiPriority w:val="99"/>
     <w:qFormat/>
     <w:rsid w:val="00CD56CB"/>
     <w:pPr>
